--- a/ThesisDoc/THESIS_2702751284_YANLIS_OS2.docx
+++ b/ThesisDoc/THESIS_2702751284_YANLIS_OS2.docx
@@ -3578,7 +3578,34 @@
           <w:sz w:val="24"/>
           <w:szCs w:val="24"/>
         </w:rPr>
-        <w:t xml:space="preserve"> (RAG) menggunakan LLM Gemini 1.5 Pro. Pendekatan RAG dipilih karena kemampuannya memvalidasi keluaran LLM secara faktual. Melalui metodologi eksperimental kuantitatif komparatif, evaluasi telah dieksekusi menggunakan teknik </w:t>
+        <w:t xml:space="preserve"> (RAG) menggunakan LLM </w:t>
+      </w:r>
+      <w:r>
+        <w:rPr>
+          <w:rFonts w:ascii="Times New Roman" w:hAnsi="Times New Roman" w:cs="Times New Roman"/>
+          <w:color w:val="000000" w:themeColor="text1"/>
+          <w:sz w:val="24"/>
+          <w:szCs w:val="24"/>
+        </w:rPr>
+        <w:t>Gemini 2.5 Pro</w:t>
+      </w:r>
+      <w:r>
+        <w:rPr>
+          <w:rFonts w:ascii="Times New Roman" w:hAnsi="Times New Roman" w:cs="Times New Roman"/>
+          <w:color w:val="000000" w:themeColor="text1"/>
+          <w:sz w:val="24"/>
+          <w:szCs w:val="24"/>
+        </w:rPr>
+        <w:t xml:space="preserve">. Pendekatan RAG dipilih karena kemampuannya memvalidasi keluaran LLM secara faktual. </w:t>
+      </w:r>
+      <w:r>
+        <w:rPr>
+          <w:rFonts w:ascii="Times New Roman" w:hAnsi="Times New Roman" w:cs="Times New Roman"/>
+          <w:color w:val="000000" w:themeColor="text1"/>
+          <w:sz w:val="24"/>
+          <w:szCs w:val="24"/>
+        </w:rPr>
+        <w:t xml:space="preserve">Melalui metodologi eksperimental kuantitatif komparatif, evaluasi telah dieksekusi menggunakan teknik </w:t>
       </w:r>
       <w:r>
         <w:rPr>
@@ -3598,7 +3625,7 @@
           <w:sz w:val="24"/>
           <w:szCs w:val="24"/>
         </w:rPr>
-        <w:t xml:space="preserve"> terhadap basis kode file proyek (.csproj) ekosistem .NET 10. Sistem ini telah diintegrasikan secara </w:t>
+        <w:t xml:space="preserve"> terhadap basis kode file proyek (.csproj) ekosistem .NET 10 yang diperluas menjadi 1.000 sampel proyek sintesis. Dataset tersebut kemudian dibagi ke dalam tiga himpunan pengujian dengan rasio 70:15:15 untuk melatih model baseline dan mengevaluasi model usulan secara komparatif. Sistem ini telah diintegrasikan secara </w:t>
       </w:r>
       <w:r>
         <w:rPr>
@@ -3618,7 +3645,7 @@
           <w:sz w:val="24"/>
           <w:szCs w:val="24"/>
         </w:rPr>
-        <w:t xml:space="preserve"> dengan </w:t>
+        <w:t xml:space="preserve"> dan eksklusif dengan </w:t>
       </w:r>
       <w:r>
         <w:rPr>
@@ -3638,7 +3665,7 @@
           <w:sz w:val="24"/>
           <w:szCs w:val="24"/>
         </w:rPr>
-        <w:t xml:space="preserve"> sebagai basis pengetahuan verifikasi. Sebagai pembanding evaluasi (</w:t>
+        <w:t xml:space="preserve"> menggunakan mekanisme kueri </w:t>
       </w:r>
       <w:r>
         <w:rPr>
@@ -3649,6 +3676,46 @@
           <w:sz w:val="24"/>
           <w:szCs w:val="24"/>
         </w:rPr>
+        <w:t>GraphQL API</w:t>
+      </w:r>
+      <w:r>
+        <w:rPr>
+          <w:rFonts w:ascii="Times New Roman" w:hAnsi="Times New Roman" w:cs="Times New Roman"/>
+          <w:color w:val="000000" w:themeColor="text1"/>
+          <w:sz w:val="24"/>
+          <w:szCs w:val="24"/>
+        </w:rPr>
+        <w:t xml:space="preserve"> (tanpa menggunakan basis data </w:t>
+      </w:r>
+      <w:r>
+        <w:rPr>
+          <w:rFonts w:ascii="Times New Roman" w:hAnsi="Times New Roman" w:cs="Times New Roman"/>
+          <w:i/>
+          <w:iCs/>
+          <w:color w:val="000000" w:themeColor="text1"/>
+          <w:sz w:val="24"/>
+          <w:szCs w:val="24"/>
+        </w:rPr>
+        <w:t>fallback</w:t>
+      </w:r>
+      <w:r>
+        <w:rPr>
+          <w:rFonts w:ascii="Times New Roman" w:hAnsi="Times New Roman" w:cs="Times New Roman"/>
+          <w:color w:val="000000" w:themeColor="text1"/>
+          <w:sz w:val="24"/>
+          <w:szCs w:val="24"/>
+        </w:rPr>
+        <w:t xml:space="preserve"> lokal) sebagai sumber tunggal verifikasi faktual. Sebagai pembanding evaluasi (</w:t>
+      </w:r>
+      <w:r>
+        <w:rPr>
+          <w:rFonts w:ascii="Times New Roman" w:hAnsi="Times New Roman" w:cs="Times New Roman"/>
+          <w:i/>
+          <w:iCs/>
+          <w:color w:val="000000" w:themeColor="text1"/>
+          <w:sz w:val="24"/>
+          <w:szCs w:val="24"/>
+        </w:rPr>
         <w:t>baseline</w:t>
       </w:r>
       <w:r>
@@ -3678,7 +3745,7 @@
           <w:sz w:val="24"/>
           <w:szCs w:val="24"/>
         </w:rPr>
-        <w:t xml:space="preserve">) serta model </w:t>
+        <w:t xml:space="preserve">) serta validasi </w:t>
       </w:r>
       <w:r>
         <w:rPr>
@@ -3689,6 +3756,26 @@
           <w:sz w:val="24"/>
           <w:szCs w:val="24"/>
         </w:rPr>
+        <w:t>pipeline</w:t>
+      </w:r>
+      <w:r>
+        <w:rPr>
+          <w:rFonts w:ascii="Times New Roman" w:hAnsi="Times New Roman" w:cs="Times New Roman"/>
+          <w:color w:val="000000" w:themeColor="text1"/>
+          <w:sz w:val="24"/>
+          <w:szCs w:val="24"/>
+        </w:rPr>
+        <w:t xml:space="preserve"> model </w:t>
+      </w:r>
+      <w:r>
+        <w:rPr>
+          <w:rFonts w:ascii="Times New Roman" w:hAnsi="Times New Roman" w:cs="Times New Roman"/>
+          <w:i/>
+          <w:iCs/>
+          <w:color w:val="000000" w:themeColor="text1"/>
+          <w:sz w:val="24"/>
+          <w:szCs w:val="24"/>
+        </w:rPr>
         <w:t>deep learning</w:t>
       </w:r>
       <w:r>
@@ -3698,7 +3785,16 @@
           <w:sz w:val="24"/>
           <w:szCs w:val="24"/>
         </w:rPr>
-        <w:t xml:space="preserve"> khusus representasi kode, yaitu CodeBERT. Penilaian efektivitas telah diukur menggunakan </w:t>
+        <w:t xml:space="preserve"> khusus representasi kode, yaitu CodeBERT</w:t>
+      </w:r>
+      <w:r>
+        <w:rPr>
+          <w:rFonts w:ascii="Times New Roman" w:hAnsi="Times New Roman" w:cs="Times New Roman"/>
+          <w:color w:val="000000" w:themeColor="text1"/>
+          <w:sz w:val="24"/>
+          <w:szCs w:val="24"/>
+        </w:rPr>
+        <w:t xml:space="preserve">. Penilaian efektivitas telah diukur menggunakan </w:t>
       </w:r>
       <w:r>
         <w:rPr>
@@ -3984,7 +4080,73 @@
           <w:sz w:val="24"/>
           <w:szCs w:val="24"/>
         </w:rPr>
-        <w:t>Modern software development, which increasingly relies on the integration of Large Language Models (LLMs) such as Gemini Pro, has introduced high efficiency; however, it also poses new security risks to the software supply chain. One of the major risks is the AI hallucination phenomenon, where the model frequently recommends the use of fictitious NuGet package dependencies or those with active vulnerabilities within the .NET environment, potentially triggering cyberattack exploitations such as Slopsquatting. This research was conducted to formulate and evaluate the effectiveness of a security vulnerability detection model based on the Retrieval-Augmented Generation (RAG) architecture using the Gemini 1.5 Pro LLM. The RAG approach was chosen for its capability to factually validate LLM outputs. Through a comparative quantitative experimental methodology, the evaluation was executed using a purposive sampling technique on the codebase of .NET 10 project files (.csproj). This system was integrated in real-time with the GitHub Advisory Database as the verification knowledge base. As an evaluation baseline, the performance of this RAG-LLM model was comparatively evaluated against a conventional LLM approach (zero-shot) and a deep learning model specialized in code representation, namely CodeBERT. Effectiveness assessment was measured using a Confusion Matrix through the calculation of Accuracy, Precision, Recall, and F1-Score metrics. The research results empirically prove that the RAG-LLM integration successfully mitigated AI hallucinations and significantly reduced the false positive ratio. In conclusion, this architecture within the .NET ecosystem has contributed to the establishment of a resilient and secure enterprise digital infrastructure, aligning with the global sustainable development goals (SDG 9)</w:t>
+        <w:t xml:space="preserve">Modern software development, which increasingly relies on the integration of Large Language Models (LLMs) such as Gemini Pro, has introduced high efficiency; however, it also poses new security risks to the software supply chain. One of the major risks is the AI hallucination phenomenon, where the model frequently recommends the use of fictitious NuGet package dependencies or those with active vulnerabilities within the .NET environment, potentially triggering cyberattack exploitations such as Slopsquatting. This research was conducted to formulate and evaluate the effectiveness of a security vulnerability detection model based on the Retrieval-Augmented Generation (RAG) architecture using the </w:t>
+      </w:r>
+      <w:r>
+        <w:rPr>
+          <w:rFonts w:ascii="Times New Roman" w:hAnsi="Times New Roman" w:cs="Times New Roman"/>
+          <w:i/>
+          <w:iCs/>
+          <w:color w:val="000000" w:themeColor="text1"/>
+          <w:sz w:val="24"/>
+          <w:szCs w:val="24"/>
+        </w:rPr>
+        <w:t>Gemini 2.5 Pro</w:t>
+      </w:r>
+      <w:r>
+        <w:rPr>
+          <w:rFonts w:ascii="Times New Roman" w:hAnsi="Times New Roman" w:cs="Times New Roman"/>
+          <w:i/>
+          <w:iCs/>
+          <w:color w:val="000000" w:themeColor="text1"/>
+          <w:sz w:val="24"/>
+          <w:szCs w:val="24"/>
+        </w:rPr>
+        <w:t xml:space="preserve"> LLM. The RAG approach was chosen for its capability to factually validate LLM outputs. Through a comparative quantitative experimental methodology, the evaluation was executed using a purposive sampling technique on the </w:t>
+      </w:r>
+      <w:r>
+        <w:rPr>
+          <w:rFonts w:ascii="Times New Roman" w:hAnsi="Times New Roman" w:cs="Times New Roman"/>
+          <w:i/>
+          <w:iCs/>
+          <w:color w:val="000000" w:themeColor="text1"/>
+          <w:sz w:val="24"/>
+          <w:szCs w:val="24"/>
+        </w:rPr>
+        <w:t xml:space="preserve">codebase of .NET 10 project files (.csproj). </w:t>
+      </w:r>
+      <w:r>
+        <w:rPr>
+          <w:rFonts w:ascii="Times New Roman" w:hAnsi="Times New Roman" w:cs="Times New Roman"/>
+          <w:i/>
+          <w:iCs/>
+          <w:color w:val="000000" w:themeColor="text1"/>
+          <w:sz w:val="24"/>
+          <w:szCs w:val="24"/>
+        </w:rPr>
+        <w:t>This system was integrated in real-time and exclusively with the GitHub Advisory Database using the GraphQL API query mechanism (without relying on a local fallback database) as the single source of factual verification. As an evaluation baseline, the performance of this RAG-LLM model was comparatively evaluated against a conventional LLM approach (zero-shot) and the pipeline validation of a deep learning model specialized in code representation, namely CodeBERT</w:t>
+      </w:r>
+      <w:r>
+        <w:rPr>
+          <w:rFonts w:ascii="Times New Roman" w:hAnsi="Times New Roman" w:cs="Times New Roman"/>
+          <w:i/>
+          <w:iCs/>
+          <w:color w:val="000000" w:themeColor="text1"/>
+          <w:sz w:val="24"/>
+          <w:szCs w:val="24"/>
+        </w:rPr>
+        <w:t>. Effectiveness assessment was measured using a Confusion Matrix through</w:t>
+      </w:r>
+      <w:r>
+        <w:rPr>
+          <w:rFonts w:ascii="Times New Roman" w:hAnsi="Times New Roman" w:cs="Times New Roman"/>
+          <w:i/>
+          <w:iCs/>
+          <w:color w:val="000000" w:themeColor="text1"/>
+          <w:sz w:val="24"/>
+          <w:szCs w:val="24"/>
+        </w:rPr>
+        <w:t xml:space="preserve"> the calculation of Accuracy, Precision, Recall, and F1-Score metrics. The research results empirically prove that the RAG-LLM integration successfully mitigated AI hallucinations and significantly reduced the false positive ratio. In conclusion, this architecture within the .NET ecosystem has contributed to the establishment of a resilient and secure enterprise digital infrastructure, aligning with the global sustainable development goals (SDG 9)</w:t>
       </w:r>
       <w:r>
         <w:rPr>
@@ -4130,7 +4292,6 @@
           <w:sz w:val="28"/>
           <w:szCs w:val="28"/>
         </w:rPr>
-        <w:lastRenderedPageBreak/>
         <w:t>DAFTAR ISI</w:t>
       </w:r>
       <w:bookmarkEnd w:id="6"/>
@@ -6196,7 +6357,17 @@
                 <w:sz w:val="24"/>
                 <w:szCs w:val="24"/>
               </w:rPr>
-              <w:t>2.1.5. Model Gemini 1.5 Pro</w:t>
+              <w:t xml:space="preserve">2.1.5. Model </w:t>
+            </w:r>
+            <w:r>
+              <w:rPr>
+                <w:rStyle w:val="Hyperlink"/>
+                <w:rFonts w:ascii="Times New Roman" w:hAnsi="Times New Roman" w:cs="Times New Roman"/>
+                <w:noProof/>
+                <w:sz w:val="24"/>
+                <w:szCs w:val="24"/>
+              </w:rPr>
+              <w:t>Gemini 2.5 Pro</w:t>
             </w:r>
             <w:r>
               <w:rPr>
@@ -8875,7 +9046,17 @@
             <w:sz w:val="24"/>
             <w:szCs w:val="24"/>
           </w:rPr>
-          <w:t>Gambar 2.4. Kapasitas Long-context Window dari Gemini 1.5 Pro</w:t>
+          <w:t xml:space="preserve">Gambar 2.4. Kapasitas Long-context Window dari </w:t>
+        </w:r>
+        <w:r>
+          <w:rPr>
+            <w:rStyle w:val="Hyperlink"/>
+            <w:rFonts w:ascii="Times New Roman" w:hAnsi="Times New Roman" w:cs="Times New Roman"/>
+            <w:noProof/>
+            <w:sz w:val="24"/>
+            <w:szCs w:val="24"/>
+          </w:rPr>
+          <w:t>Gemini 2.5 Pro</w:t>
         </w:r>
         <w:r>
           <w:rPr>
@@ -10112,8 +10293,8 @@
           <w:noProof/>
         </w:rPr>
         <w:drawing>
-          <wp:inline distT="0" distB="0" distL="0" distR="0" wp14:anchorId="2A6529EB" wp14:editId="699EF896">
-            <wp:extent cx="3143921" cy="6274435"/>
+          <wp:inline distT="0" distB="0" distL="0" distR="0" wp14:anchorId="2A6529EB" wp14:editId="4C314762">
+            <wp:extent cx="3218189" cy="4884075"/>
             <wp:effectExtent l="0" t="0" r="0" b="0"/>
             <wp:docPr id="725960933" name="Picture 1"/>
             <wp:cNvGraphicFramePr>
@@ -10143,7 +10324,7 @@
                   <pic:spPr bwMode="auto">
                     <a:xfrm>
                       <a:off x="0" y="0"/>
-                      <a:ext cx="3218189" cy="6422654"/>
+                      <a:ext cx="3218189" cy="4884075"/>
                     </a:xfrm>
                     <a:prstGeom prst="rect">
                       <a:avLst/>
@@ -10288,8 +10469,58 @@
           <w:szCs w:val="24"/>
           <w:lang w:val="en-ID"/>
         </w:rPr>
+        <w:t xml:space="preserve">Secara operasional, sebagaimana diilustrasikan pada Gambar 1.1, proses audit ini dimulai ketika file konfigurasi proyek (seperti .csproj) diunggah ke dalam sistem. Sistem pertama-tama melakukan </w:t>
+      </w:r>
+      <w:r>
+        <w:rPr>
+          <w:rFonts w:ascii="Times New Roman" w:hAnsi="Times New Roman" w:cs="Times New Roman"/>
+          <w:i/>
+          <w:iCs/>
+          <w:noProof/>
+          <w:sz w:val="24"/>
+          <w:szCs w:val="24"/>
+          <w:lang w:val="en-ID"/>
+        </w:rPr>
+        <w:t>parsing</w:t>
+      </w:r>
+      <w:r>
+        <w:rPr>
+          <w:rFonts w:ascii="Times New Roman" w:hAnsi="Times New Roman" w:cs="Times New Roman"/>
+          <w:noProof/>
+          <w:sz w:val="24"/>
+          <w:szCs w:val="24"/>
+          <w:lang w:val="en-ID"/>
+        </w:rPr>
+        <w:t xml:space="preserve"> secara statis untuk mengekstrak seluruh daftar komponen pustaka dan dependensi NuGet yang tertera </w:t>
+      </w:r>
+      <w:r>
+        <w:rPr>
+          <w:rFonts w:ascii="Times New Roman" w:hAnsi="Times New Roman" w:cs="Times New Roman"/>
+          <w:noProof/>
+          <w:sz w:val="24"/>
+          <w:szCs w:val="24"/>
+          <w:lang w:val="en-ID"/>
+        </w:rPr>
+        <w:t xml:space="preserve">pada file tersebut. </w:t>
+      </w:r>
+      <w:r>
+        <w:rPr>
+          <w:rFonts w:ascii="Times New Roman" w:hAnsi="Times New Roman" w:cs="Times New Roman"/>
+          <w:noProof/>
+          <w:sz w:val="24"/>
+          <w:szCs w:val="24"/>
+        </w:rPr>
+        <w:t xml:space="preserve">Daftar dependensi ini kemudian digunakan sebagai kueri </w:t>
+      </w:r>
+      <w:r>
+        <w:rPr>
+          <w:rFonts w:ascii="Times New Roman" w:hAnsi="Times New Roman" w:cs="Times New Roman"/>
+          <w:noProof/>
+          <w:sz w:val="24"/>
+          <w:szCs w:val="24"/>
+        </w:rPr>
         <w:lastRenderedPageBreak/>
-        <w:t xml:space="preserve">Secara operasional, sebagaimana diilustrasikan pada Gambar 1.1, proses audit ini dimulai ketika file konfigurasi proyek (seperti .csproj) diunggah ke dalam sistem. Sistem pertama-tama melakukan </w:t>
+        <w:t>langsung (</w:t>
       </w:r>
       <w:r>
         <w:rPr>
@@ -10299,19 +10530,17 @@
           <w:noProof/>
           <w:sz w:val="24"/>
           <w:szCs w:val="24"/>
-          <w:lang w:val="en-ID"/>
-        </w:rPr>
-        <w:t>parsing</w:t>
-      </w:r>
-      <w:r>
-        <w:rPr>
-          <w:rFonts w:ascii="Times New Roman" w:hAnsi="Times New Roman" w:cs="Times New Roman"/>
-          <w:noProof/>
-          <w:sz w:val="24"/>
-          <w:szCs w:val="24"/>
-          <w:lang w:val="en-ID"/>
-        </w:rPr>
-        <w:t xml:space="preserve"> secara statis untuk mengekstrak seluruh daftar komponen pustaka dan dependensi NuGet yang tertera pada file tersebut. Daftar dependensi ini kemudian dikonversi menjadi kueri pencarian vektor (</w:t>
+        </w:rPr>
+        <w:t>API-backed retrieval</w:t>
+      </w:r>
+      <w:r>
+        <w:rPr>
+          <w:rFonts w:ascii="Times New Roman" w:hAnsi="Times New Roman" w:cs="Times New Roman"/>
+          <w:noProof/>
+          <w:sz w:val="24"/>
+          <w:szCs w:val="24"/>
+        </w:rPr>
+        <w:t xml:space="preserve">) melalui </w:t>
       </w:r>
       <w:r>
         <w:rPr>
@@ -10321,19 +10550,17 @@
           <w:noProof/>
           <w:sz w:val="24"/>
           <w:szCs w:val="24"/>
-          <w:lang w:val="en-ID"/>
-        </w:rPr>
-        <w:t>Vector Retrieval</w:t>
-      </w:r>
-      <w:r>
-        <w:rPr>
-          <w:rFonts w:ascii="Times New Roman" w:hAnsi="Times New Roman" w:cs="Times New Roman"/>
-          <w:noProof/>
-          <w:sz w:val="24"/>
-          <w:szCs w:val="24"/>
-          <w:lang w:val="en-ID"/>
-        </w:rPr>
-        <w:t>), yakni proses pencarian data berdasarkan kemiripan makna menggunakan representasi angka matematis, untuk memindai dan menarik (</w:t>
+        </w:rPr>
+        <w:t>GitHub GraphQL API</w:t>
+      </w:r>
+      <w:r>
+        <w:rPr>
+          <w:rFonts w:ascii="Times New Roman" w:hAnsi="Times New Roman" w:cs="Times New Roman"/>
+          <w:noProof/>
+          <w:sz w:val="24"/>
+          <w:szCs w:val="24"/>
+        </w:rPr>
+        <w:t xml:space="preserve"> berdasarkan nama paket secara spesifik. Mekanisme ini secara </w:t>
       </w:r>
       <w:r>
         <w:rPr>
@@ -10343,19 +10570,17 @@
           <w:noProof/>
           <w:sz w:val="24"/>
           <w:szCs w:val="24"/>
-          <w:lang w:val="en-ID"/>
-        </w:rPr>
-        <w:t>retrieve</w:t>
-      </w:r>
-      <w:r>
-        <w:rPr>
-          <w:rFonts w:ascii="Times New Roman" w:hAnsi="Times New Roman" w:cs="Times New Roman"/>
-          <w:noProof/>
-          <w:sz w:val="24"/>
-          <w:szCs w:val="24"/>
-          <w:lang w:val="en-ID"/>
-        </w:rPr>
-        <w:t xml:space="preserve">) rekam jejak kerentanan faktual yang relevan di dalam basis pengetahuan eksternal, yaitu </w:t>
+        </w:rPr>
+        <w:t>real-time</w:t>
+      </w:r>
+      <w:r>
+        <w:rPr>
+          <w:rFonts w:ascii="Times New Roman" w:hAnsi="Times New Roman" w:cs="Times New Roman"/>
+          <w:noProof/>
+          <w:sz w:val="24"/>
+          <w:szCs w:val="24"/>
+        </w:rPr>
+        <w:t xml:space="preserve"> menarik rekam jejak kerentanan faktual tanpa bergantung pada basis data lokal (</w:t>
       </w:r>
       <w:r>
         <w:rPr>
@@ -10365,9 +10590,17 @@
           <w:noProof/>
           <w:sz w:val="24"/>
           <w:szCs w:val="24"/>
-          <w:lang w:val="en-ID"/>
-        </w:rPr>
-        <w:t>GitHub Advisory Database</w:t>
+        </w:rPr>
+        <w:t>fallback</w:t>
+      </w:r>
+      <w:r>
+        <w:rPr>
+          <w:rFonts w:ascii="Times New Roman" w:hAnsi="Times New Roman" w:cs="Times New Roman"/>
+          <w:noProof/>
+          <w:sz w:val="24"/>
+          <w:szCs w:val="24"/>
+        </w:rPr>
+        <w:t>)</w:t>
       </w:r>
       <w:r>
         <w:rPr>
@@ -10401,7 +10634,17 @@
           <w:szCs w:val="24"/>
           <w:lang w:val="en-ID"/>
         </w:rPr>
-        <w:t>Fakta-fakta ancaman aktual yang berhasil ditemukan tidak langsung disajikan kepada pengguna, melainkan digabungkan (</w:t>
+        <w:t>Fakta-fakta ancaman aktual yang berhasil ditemukan</w:t>
+      </w:r>
+      <w:r>
+        <w:rPr>
+          <w:rFonts w:ascii="Times New Roman" w:hAnsi="Times New Roman" w:cs="Times New Roman"/>
+          <w:noProof/>
+          <w:sz w:val="24"/>
+          <w:szCs w:val="24"/>
+          <w:lang w:val="en-ID"/>
+        </w:rPr>
+        <w:t xml:space="preserve"> tidak langsung disajikan kepada pengguna, melainkan digabungkan (</w:t>
       </w:r>
       <w:r>
         <w:rPr>
@@ -10479,7 +10722,7 @@
           <w:szCs w:val="24"/>
           <w:lang w:val="en-ID"/>
         </w:rPr>
-        <w:t>Gemini 1.5 Pro</w:t>
+        <w:t>Gemini 2.5 Pro</w:t>
       </w:r>
       <w:r>
         <w:rPr>
@@ -10784,17 +11027,7 @@
           <w:szCs w:val="24"/>
           <w:lang w:val="en-ID"/>
         </w:rPr>
-        <w:t xml:space="preserve">Masalah utama dalam penelitian ini adalah tingginya risiko kerentanan keamanan pada rantai pasok ekosistem .NET 10 akibat kecenderungan asisten AI (LLM) konvensional yang berhalusinasi dalam merekomendasikan komponen </w:t>
-      </w:r>
-      <w:r>
-        <w:rPr>
-          <w:rFonts w:ascii="Times New Roman" w:hAnsi="Times New Roman" w:cs="Times New Roman"/>
-          <w:sz w:val="24"/>
-          <w:szCs w:val="24"/>
-          <w:lang w:val="en-ID"/>
-        </w:rPr>
-        <w:lastRenderedPageBreak/>
-        <w:t>NuGet fiktif, serta keterbatasan model dalam mencegah lolosnya kerentanan mematikan (</w:t>
+        <w:t>Masalah utama dalam penelitian ini adalah tingginya risiko kerentanan keamanan pada rantai pasok ekosistem .NET 10 akibat kecenderungan asisten AI (LLM) konvensional yang berhalusinasi dalam merekomendasikan komponen NuGet fiktif, serta keterbatasan model dalam mencegah lolosnya kerentanan mematikan (</w:t>
       </w:r>
       <w:r>
         <w:rPr>
@@ -10859,6 +11092,7 @@
           <w:szCs w:val="24"/>
           <w:lang w:val="en-ID"/>
         </w:rPr>
+        <w:lastRenderedPageBreak/>
         <w:t xml:space="preserve">Bagaimana merumuskan model audit keamanan berbasis </w:t>
       </w:r>
       <w:r>
@@ -11158,7 +11392,25 @@
           <w:szCs w:val="24"/>
           <w:lang w:val="en-ID"/>
         </w:rPr>
-        <w:t xml:space="preserve"> (Gemini 1.5 Pro) yang dirancang khusus untuk memvalidasi dependensi ekosistem .NET 10 secara faktual.</w:t>
+        <w:t xml:space="preserve"> (</w:t>
+      </w:r>
+      <w:r>
+        <w:rPr>
+          <w:rFonts w:ascii="Times New Roman" w:hAnsi="Times New Roman" w:cs="Times New Roman"/>
+          <w:sz w:val="24"/>
+          <w:szCs w:val="24"/>
+          <w:lang w:val="en-ID"/>
+        </w:rPr>
+        <w:t>Gemini 2.5 Pro</w:t>
+      </w:r>
+      <w:r>
+        <w:rPr>
+          <w:rFonts w:ascii="Times New Roman" w:hAnsi="Times New Roman" w:cs="Times New Roman"/>
+          <w:sz w:val="24"/>
+          <w:szCs w:val="24"/>
+          <w:lang w:val="en-ID"/>
+        </w:rPr>
+        <w:t>) yang dirancang khusus untuk memvalidasi dependensi ekosistem .NET 10 secara faktual.</w:t>
       </w:r>
     </w:p>
     <w:p>
@@ -11288,17 +11540,7 @@
           <w:szCs w:val="24"/>
           <w:lang w:val="en-ID"/>
         </w:rPr>
-        <w:t xml:space="preserve">Membuktikan secara empiris bahwa verifikasi fakta melalui arsitektur RAG dapat memitigasi halusinasi AI (menurunkan alarm palsu) dan </w:t>
-      </w:r>
-      <w:r>
-        <w:rPr>
-          <w:rFonts w:ascii="Times New Roman" w:hAnsi="Times New Roman" w:cs="Times New Roman"/>
-          <w:sz w:val="24"/>
-          <w:szCs w:val="24"/>
-          <w:lang w:val="en-ID"/>
-        </w:rPr>
-        <w:lastRenderedPageBreak/>
-        <w:t xml:space="preserve">mengatasi kelemahan pendeteksian melalui keseimbangan nilai </w:t>
+        <w:t xml:space="preserve">Membuktikan secara empiris bahwa verifikasi fakta melalui arsitektur RAG dapat memitigasi halusinasi AI (menurunkan alarm palsu) dan mengatasi kelemahan pendeteksian melalui keseimbangan nilai </w:t>
       </w:r>
       <w:r>
         <w:rPr>
@@ -11415,6 +11657,7 @@
           <w:szCs w:val="24"/>
           <w:lang w:val="en-ID"/>
         </w:rPr>
+        <w:lastRenderedPageBreak/>
         <w:t>Bagi Industri: Memberikan alat audit otomatis yang aman bagi perusahaan (seperti Bina Nusantara) untuk mencegah penyusupan komponen berbahaya.</w:t>
       </w:r>
     </w:p>
@@ -11655,7 +11898,25 @@
           <w:szCs w:val="24"/>
           <w:lang w:val="en-ID"/>
         </w:rPr>
-        <w:t>Model AI &amp; Baseline: Menggunakan Gemini 1.5 Pro sebagai mesin penalaran (</w:t>
+        <w:t xml:space="preserve">Model AI &amp; Baseline: Menggunakan </w:t>
+      </w:r>
+      <w:r>
+        <w:rPr>
+          <w:rFonts w:ascii="Times New Roman" w:hAnsi="Times New Roman" w:cs="Times New Roman"/>
+          <w:sz w:val="24"/>
+          <w:szCs w:val="24"/>
+          <w:lang w:val="en-ID"/>
+        </w:rPr>
+        <w:t>Gemini 2.5 Pro</w:t>
+      </w:r>
+      <w:r>
+        <w:rPr>
+          <w:rFonts w:ascii="Times New Roman" w:hAnsi="Times New Roman" w:cs="Times New Roman"/>
+          <w:sz w:val="24"/>
+          <w:szCs w:val="24"/>
+          <w:lang w:val="en-ID"/>
+        </w:rPr>
+        <w:t xml:space="preserve"> sebagai mesin penalaran (</w:t>
       </w:r>
       <w:r>
         <w:rPr>
@@ -11865,17 +12126,7 @@
           <w:szCs w:val="24"/>
           <w:lang w:val="en-ID"/>
         </w:rPr>
-        <w:t xml:space="preserve"> dan telah diperbanyak melalui </w:t>
-      </w:r>
-      <w:r>
-        <w:rPr>
-          <w:rFonts w:ascii="Times New Roman" w:hAnsi="Times New Roman" w:cs="Times New Roman"/>
-          <w:sz w:val="24"/>
-          <w:szCs w:val="24"/>
-          <w:lang w:val="en-ID"/>
-        </w:rPr>
-        <w:lastRenderedPageBreak/>
-        <w:t xml:space="preserve">metode augmentasi data agar jumlahnya memadai untuk proses </w:t>
+        <w:t xml:space="preserve"> dan telah diperbanyak melalui metode augmentasi data agar jumlahnya memadai untuk proses </w:t>
       </w:r>
       <w:r>
         <w:rPr>
@@ -11960,6 +12211,7 @@
           <w:szCs w:val="24"/>
           <w:lang w:val="en-ID"/>
         </w:rPr>
+        <w:lastRenderedPageBreak/>
         <w:t xml:space="preserve">Metode Evaluasi: Penilaian efektivitas telah dilakukan secara kuantitatif komparatif dengan membandingkan prediksi model terhadap data referensi </w:t>
       </w:r>
       <w:r>
@@ -12415,8 +12667,8 @@
         </w:rPr>
         <w:lastRenderedPageBreak/>
         <w:drawing>
-          <wp:inline distT="0" distB="0" distL="0" distR="0" wp14:anchorId="5F2EB2AB" wp14:editId="52A3EFE1">
-            <wp:extent cx="2857414" cy="4686935"/>
+          <wp:inline distT="0" distB="0" distL="0" distR="0" wp14:anchorId="5F2EB2AB" wp14:editId="313E2BFE">
+            <wp:extent cx="2930928" cy="4807517"/>
             <wp:effectExtent l="0" t="0" r="0" b="0"/>
             <wp:docPr id="1587027012" name="Picture 1"/>
             <wp:cNvGraphicFramePr>
@@ -12446,7 +12698,7 @@
                   <pic:spPr bwMode="auto">
                     <a:xfrm>
                       <a:off x="0" y="0"/>
-                      <a:ext cx="2930928" cy="4807518"/>
+                      <a:ext cx="2930928" cy="4807517"/>
                     </a:xfrm>
                     <a:prstGeom prst="rect">
                       <a:avLst/>
@@ -12749,7 +13001,17 @@
           <w:sz w:val="24"/>
           <w:szCs w:val="24"/>
         </w:rPr>
-        <w:t xml:space="preserve"> kerap memanfaatkan asisten penulisan kode berbasis LLM untuk mempercepat integrasi komponen. Namun, LLM beroperasi secara probabilistik dan rentan terhadap fenomena halusinasi, terutama ketika model dipaksa memberikan keputusan tanpa dukungan konteks atau fakta eksternal (Li et al., 2025). Halusinasi AI terjadi ketika model menghasilkan informasi yang tampak masuk akal namun secara faktual keliru, seperti secara otomatis mengikutsertakan dependensi pustaka eksternal ke dalam proyek tanpa pernah mengevaluasi postur keamanannya</w:t>
+        <w:t xml:space="preserve"> kerap memanfaatkan asisten penulisan kode berbasis LLM untuk mempercepat integrasi komponen. Namun, LLM beroperasi secara probabilistik dan rentan terhadap fenomena halusinasi, terutama ketika model dipaksa memberikan keputusan tanpa dukungan konteks atau fakta eksternal (Li et al., 2025). Halusinasi AI terjadi ketika model menghasilkan informasi yang tampak masuk akal namun secara </w:t>
+      </w:r>
+      <w:r>
+        <w:rPr>
+          <w:rFonts w:ascii="Times New Roman" w:hAnsi="Times New Roman" w:cs="Times New Roman"/>
+          <w:noProof/>
+          <w:sz w:val="24"/>
+          <w:szCs w:val="24"/>
+        </w:rPr>
+        <w:lastRenderedPageBreak/>
+        <w:t>faktual keliru, seperti secara otomatis mengikutsertakan dependensi pustaka eksternal ke dalam proyek tanpa pernah mengevaluasi postur keamanannya</w:t>
       </w:r>
       <w:r>
         <w:rPr>
@@ -12783,7 +13045,6 @@
           <w:noProof/>
           <w:color w:val="000000" w:themeColor="text1"/>
         </w:rPr>
-        <w:lastRenderedPageBreak/>
         <w:t>2</w:t>
       </w:r>
       <w:r>
@@ -12923,9 +13184,10 @@
         <w:rPr>
           <w:noProof/>
         </w:rPr>
+        <w:lastRenderedPageBreak/>
         <w:drawing>
-          <wp:inline distT="0" distB="0" distL="0" distR="0" wp14:anchorId="78683E15" wp14:editId="37444F53">
-            <wp:extent cx="3635410" cy="5601335"/>
+          <wp:inline distT="0" distB="0" distL="0" distR="0" wp14:anchorId="78683E15" wp14:editId="73878675">
+            <wp:extent cx="3683760" cy="5675828"/>
             <wp:effectExtent l="0" t="0" r="0" b="0"/>
             <wp:docPr id="1710925357" name="Picture 2"/>
             <wp:cNvGraphicFramePr>
@@ -12955,7 +13217,7 @@
                   <pic:spPr bwMode="auto">
                     <a:xfrm>
                       <a:off x="0" y="0"/>
-                      <a:ext cx="3683760" cy="5675832"/>
+                      <a:ext cx="3683760" cy="5675828"/>
                     </a:xfrm>
                     <a:prstGeom prst="rect">
                       <a:avLst/>
@@ -13090,7 +13352,6 @@
           <w:noProof/>
           <w:color w:val="000000" w:themeColor="text1"/>
         </w:rPr>
-        <w:lastRenderedPageBreak/>
         <w:t>2</w:t>
       </w:r>
       <w:r>
@@ -13247,7 +13508,26 @@
           <w:sz w:val="24"/>
           <w:szCs w:val="24"/>
         </w:rPr>
-        <w:t xml:space="preserve"> terbukti secara signifikan mampu meningkatkan presisi model dalam mengidentifikasi kerentanan. Proses RAG beroperasi dengan mengekstrak komponen NuGet, mengubahnya menjadi kueri pencarian vektor (</w:t>
+        <w:t xml:space="preserve"> terbukti secara signifikan mampu meningkatkan presisi model dalam mengidentifikasi kerentanan. </w:t>
+      </w:r>
+      <w:r>
+        <w:rPr>
+          <w:rFonts w:ascii="Times New Roman" w:hAnsi="Times New Roman" w:cs="Times New Roman"/>
+          <w:noProof/>
+          <w:sz w:val="24"/>
+          <w:szCs w:val="24"/>
+        </w:rPr>
+        <w:t xml:space="preserve">Proses RAG beroperasi dengan mengekstrak komponen NuGet, menggunakannya sebagai </w:t>
+      </w:r>
+      <w:r>
+        <w:rPr>
+          <w:rFonts w:ascii="Times New Roman" w:hAnsi="Times New Roman" w:cs="Times New Roman"/>
+          <w:noProof/>
+          <w:sz w:val="24"/>
+          <w:szCs w:val="24"/>
+        </w:rPr>
+        <w:lastRenderedPageBreak/>
+        <w:t>kueri langsung (</w:t>
       </w:r>
       <w:r>
         <w:rPr>
@@ -13258,16 +13538,16 @@
           <w:sz w:val="24"/>
           <w:szCs w:val="24"/>
         </w:rPr>
-        <w:t>Vector Retrieval</w:t>
-      </w:r>
-      <w:r>
-        <w:rPr>
-          <w:rFonts w:ascii="Times New Roman" w:hAnsi="Times New Roman" w:cs="Times New Roman"/>
-          <w:noProof/>
-          <w:sz w:val="24"/>
-          <w:szCs w:val="24"/>
-        </w:rPr>
-        <w:t xml:space="preserve">) terhadap basis pengetahuan, lalu fakta ancaman tersebut digabungkan ke dalam </w:t>
+        <w:t>API-backed retrieval</w:t>
+      </w:r>
+      <w:r>
+        <w:rPr>
+          <w:rFonts w:ascii="Times New Roman" w:hAnsi="Times New Roman" w:cs="Times New Roman"/>
+          <w:noProof/>
+          <w:sz w:val="24"/>
+          <w:szCs w:val="24"/>
+        </w:rPr>
+        <w:t xml:space="preserve">) ke </w:t>
       </w:r>
       <w:r>
         <w:rPr>
@@ -13278,6 +13558,26 @@
           <w:sz w:val="24"/>
           <w:szCs w:val="24"/>
         </w:rPr>
+        <w:t>GitHub GraphQL API</w:t>
+      </w:r>
+      <w:r>
+        <w:rPr>
+          <w:rFonts w:ascii="Times New Roman" w:hAnsi="Times New Roman" w:cs="Times New Roman"/>
+          <w:noProof/>
+          <w:sz w:val="24"/>
+          <w:szCs w:val="24"/>
+        </w:rPr>
+        <w:t xml:space="preserve"> untuk menarik rekam jejak kerentanan faktual, lalu fakta ancaman tersebut digabungkan ke dalam </w:t>
+      </w:r>
+      <w:r>
+        <w:rPr>
+          <w:rFonts w:ascii="Times New Roman" w:hAnsi="Times New Roman" w:cs="Times New Roman"/>
+          <w:i/>
+          <w:iCs/>
+          <w:noProof/>
+          <w:sz w:val="24"/>
+          <w:szCs w:val="24"/>
+        </w:rPr>
         <w:t>prompt</w:t>
       </w:r>
       <w:r>
@@ -13311,8 +13611,8 @@
           <w:noProof/>
         </w:rPr>
         <w:drawing>
-          <wp:inline distT="0" distB="0" distL="0" distR="0" wp14:anchorId="727D0923" wp14:editId="3261B664">
-            <wp:extent cx="2602230" cy="5039377"/>
+          <wp:inline distT="0" distB="0" distL="0" distR="0" wp14:anchorId="727D0923" wp14:editId="2D99776E">
+            <wp:extent cx="1462102" cy="3341306"/>
             <wp:effectExtent l="0" t="0" r="0" b="0"/>
             <wp:docPr id="1467379804" name="Picture 3"/>
             <wp:cNvGraphicFramePr>
@@ -13342,7 +13642,7 @@
                   <pic:spPr bwMode="auto">
                     <a:xfrm>
                       <a:off x="0" y="0"/>
-                      <a:ext cx="2617143" cy="5068257"/>
+                      <a:ext cx="1462102" cy="3341306"/>
                     </a:xfrm>
                     <a:prstGeom prst="rect">
                       <a:avLst/>
@@ -13477,7 +13777,6 @@
           <w:noProof/>
           <w:color w:val="000000" w:themeColor="text1"/>
         </w:rPr>
-        <w:lastRenderedPageBreak/>
         <w:t>2</w:t>
       </w:r>
       <w:r>
@@ -13538,7 +13837,17 @@
           <w:noProof/>
           <w:color w:val="000000" w:themeColor="text1"/>
         </w:rPr>
-        <w:t>Model Gemini 1.5 Pro</w:t>
+        <w:t xml:space="preserve">Model </w:t>
+      </w:r>
+      <w:r>
+        <w:rPr>
+          <w:rFonts w:ascii="Times New Roman" w:hAnsi="Times New Roman" w:cs="Times New Roman"/>
+          <w:b/>
+          <w:bCs/>
+          <w:noProof/>
+          <w:color w:val="000000" w:themeColor="text1"/>
+        </w:rPr>
+        <w:t>Gemini 2.5 Pro</w:t>
       </w:r>
       <w:bookmarkEnd w:id="29"/>
     </w:p>
@@ -13562,7 +13871,43 @@
           <w:sz w:val="24"/>
           <w:szCs w:val="24"/>
         </w:rPr>
-        <w:t xml:space="preserve">Mesin penalaran utama yang digunakan dalam infrastruktur RAG pada penelitian ini adalah Gemini 1.5 Pro, sebuah model LLM multimodal mutakhir yang dikembangkan oleh Google DeepMind. Keunggulan arsitektural utama Gemini 1.5 Pro terletak pada kapasitas </w:t>
+        <w:t xml:space="preserve">Mesin penalaran utama yang digunakan dalam infrastruktur RAG pada penelitian ini adalah </w:t>
+      </w:r>
+      <w:r>
+        <w:rPr>
+          <w:rFonts w:ascii="Times New Roman" w:hAnsi="Times New Roman" w:cs="Times New Roman"/>
+          <w:noProof/>
+          <w:sz w:val="24"/>
+          <w:szCs w:val="24"/>
+        </w:rPr>
+        <w:t>Gemini 2.5 Pro</w:t>
+      </w:r>
+      <w:r>
+        <w:rPr>
+          <w:rFonts w:ascii="Times New Roman" w:hAnsi="Times New Roman" w:cs="Times New Roman"/>
+          <w:noProof/>
+          <w:sz w:val="24"/>
+          <w:szCs w:val="24"/>
+        </w:rPr>
+        <w:t xml:space="preserve">, sebuah model LLM multimodal mutakhir yang dikembangkan oleh Google DeepMind. Keunggulan arsitektural utama </w:t>
+      </w:r>
+      <w:r>
+        <w:rPr>
+          <w:rFonts w:ascii="Times New Roman" w:hAnsi="Times New Roman" w:cs="Times New Roman"/>
+          <w:noProof/>
+          <w:sz w:val="24"/>
+          <w:szCs w:val="24"/>
+        </w:rPr>
+        <w:t>Gemini 2.5 Pro</w:t>
+      </w:r>
+      <w:r>
+        <w:rPr>
+          <w:rFonts w:ascii="Times New Roman" w:hAnsi="Times New Roman" w:cs="Times New Roman"/>
+          <w:noProof/>
+          <w:sz w:val="24"/>
+          <w:szCs w:val="24"/>
+        </w:rPr>
+        <w:t xml:space="preserve"> terletak pada kapasitas </w:t>
       </w:r>
       <w:r>
         <w:rPr>
@@ -13582,7 +13927,16 @@
           <w:sz w:val="24"/>
           <w:szCs w:val="24"/>
         </w:rPr>
-        <w:t xml:space="preserve"> yang sangat masif, yang memungkinkannya untuk memproses hingga jutaan token input secara bersamaan (Gemini Team, 2024). Skala pemrosesan ini belum pernah terjadi sebelumnya di antara LLM kontemporer. Kapasitas konteks yang panjang ini sangat esensial dalam deteksi kerentanan berbasis RAG, di mana model diwajibkan untuk menelan dan memproses file proyek (</w:t>
+        <w:t xml:space="preserve"> yang sangat masif, yang memungkinkannya untuk memproses hingga jutaan token input secara bersamaan (Gemini Team, 2024). Skala pemrosesan ini belum pernah terjadi sebelumnya di antara LLM kontemporer. </w:t>
+      </w:r>
+      <w:r>
+        <w:rPr>
+          <w:rFonts w:ascii="Times New Roman" w:hAnsi="Times New Roman" w:cs="Times New Roman"/>
+          <w:noProof/>
+          <w:sz w:val="24"/>
+          <w:szCs w:val="24"/>
+        </w:rPr>
+        <w:t xml:space="preserve">Penggunaan model Gemini 2.5 Pro pada penelitian ini juga sejalan dengan tren riset keamanan perangkat lunak mutakhir. Studi oleh Diouf et al. (2025) telah memvalidasi kapabilitas Gemini 2.5 Pro dalam mengeksekusi instruksi pengujian kerentanan dan keamanan perangkat lunak tingkat </w:t>
       </w:r>
       <w:r>
         <w:rPr>
@@ -13593,16 +13947,46 @@
           <w:sz w:val="24"/>
           <w:szCs w:val="24"/>
         </w:rPr>
-        <w:t>codebase</w:t>
-      </w:r>
-      <w:r>
-        <w:rPr>
-          <w:rFonts w:ascii="Times New Roman" w:hAnsi="Times New Roman" w:cs="Times New Roman"/>
-          <w:noProof/>
-          <w:sz w:val="24"/>
-          <w:szCs w:val="24"/>
-        </w:rPr>
-        <w:t>) yang kompleks beserta ribuan baris dokumen ancaman keamanan secara holistik tanpa mengalami degradasi abstraksi</w:t>
+        <w:t>enterprise</w:t>
+      </w:r>
+      <w:r>
+        <w:rPr>
+          <w:rFonts w:ascii="Times New Roman" w:hAnsi="Times New Roman" w:cs="Times New Roman"/>
+          <w:noProof/>
+          <w:sz w:val="24"/>
+          <w:szCs w:val="24"/>
+        </w:rPr>
+        <w:t xml:space="preserve"> secara responsif. Lebih lanjut, tinjauan literatur oleh Basic &amp; Giaretta (2026) mencatat bahwa Gemini 2.5 Pro telah mulai diadaptasi secara aktif oleh para peneliti untuk tugas analisis dan perbaikan kerentanan </w:t>
+      </w:r>
+      <w:r>
+        <w:rPr>
+          <w:rFonts w:ascii="Times New Roman" w:hAnsi="Times New Roman" w:cs="Times New Roman"/>
+          <w:noProof/>
+          <w:sz w:val="24"/>
+          <w:szCs w:val="24"/>
+        </w:rPr>
+        <w:lastRenderedPageBreak/>
+        <w:t>(</w:t>
+      </w:r>
+      <w:r>
+        <w:rPr>
+          <w:rFonts w:ascii="Times New Roman" w:hAnsi="Times New Roman" w:cs="Times New Roman"/>
+          <w:i/>
+          <w:iCs/>
+          <w:noProof/>
+          <w:sz w:val="24"/>
+          <w:szCs w:val="24"/>
+        </w:rPr>
+        <w:t>vulnerability fixing</w:t>
+      </w:r>
+      <w:r>
+        <w:rPr>
+          <w:rFonts w:ascii="Times New Roman" w:hAnsi="Times New Roman" w:cs="Times New Roman"/>
+          <w:noProof/>
+          <w:sz w:val="24"/>
+          <w:szCs w:val="24"/>
+        </w:rPr>
+        <w:t>) pada dataset CVE, membuktikan keandalan model ini dalam domain keamanan kode</w:t>
       </w:r>
       <w:r>
         <w:rPr>
@@ -13626,8 +14010,8 @@
           <w:noProof/>
         </w:rPr>
         <w:drawing>
-          <wp:inline distT="0" distB="0" distL="0" distR="0" wp14:anchorId="2916B8B2" wp14:editId="46AB5E0F">
-            <wp:extent cx="3721407" cy="5074285"/>
+          <wp:inline distT="0" distB="0" distL="0" distR="0" wp14:anchorId="2916B8B2" wp14:editId="7C6AF081">
+            <wp:extent cx="3829266" cy="5221354"/>
             <wp:effectExtent l="0" t="0" r="0" b="0"/>
             <wp:docPr id="1708681297" name="Picture 4"/>
             <wp:cNvGraphicFramePr>
@@ -13657,7 +14041,7 @@
                   <pic:spPr bwMode="auto">
                     <a:xfrm>
                       <a:off x="0" y="0"/>
-                      <a:ext cx="3829266" cy="5221355"/>
+                      <a:ext cx="3829266" cy="5221354"/>
                     </a:xfrm>
                     <a:prstGeom prst="rect">
                       <a:avLst/>
@@ -13767,7 +14151,18 @@
           <w:sz w:val="24"/>
           <w:szCs w:val="24"/>
         </w:rPr>
-        <w:t>. Kapasitas Long-context Window dari Gemini 1.5 Pro</w:t>
+        <w:t xml:space="preserve">. Kapasitas Long-context Window dari </w:t>
+      </w:r>
+      <w:r>
+        <w:rPr>
+          <w:rFonts w:ascii="Times New Roman" w:hAnsi="Times New Roman" w:cs="Times New Roman"/>
+          <w:i w:val="0"/>
+          <w:iCs w:val="0"/>
+          <w:color w:val="000000" w:themeColor="text1"/>
+          <w:sz w:val="24"/>
+          <w:szCs w:val="24"/>
+        </w:rPr>
+        <w:t>Gemini 2.5 Pro</w:t>
       </w:r>
       <w:bookmarkEnd w:id="30"/>
     </w:p>
@@ -13792,7 +14187,6 @@
           <w:noProof/>
           <w:color w:val="000000" w:themeColor="text1"/>
         </w:rPr>
-        <w:lastRenderedPageBreak/>
         <w:t>2</w:t>
       </w:r>
       <w:r>
@@ -14051,7 +14445,17 @@
           <w:sz w:val="24"/>
           <w:szCs w:val="24"/>
         </w:rPr>
-        <w:t>), komparasi dengan model ini memberikan validasi empiris mengenai seberapa besar peningkatan presisi yang ditawarkan oleh arsitektur RAG dalam mengenali konteks ancaman nyata di dunia industri</w:t>
+        <w:t xml:space="preserve">), komparasi dengan model ini memberikan validasi empiris </w:t>
+      </w:r>
+      <w:r>
+        <w:rPr>
+          <w:rFonts w:ascii="Times New Roman" w:hAnsi="Times New Roman" w:cs="Times New Roman"/>
+          <w:noProof/>
+          <w:sz w:val="24"/>
+          <w:szCs w:val="24"/>
+        </w:rPr>
+        <w:lastRenderedPageBreak/>
+        <w:t>mengenai seberapa besar peningkatan presisi yang ditawarkan oleh arsitektur RAG dalam mengenali konteks ancaman nyata di dunia industri</w:t>
       </w:r>
       <w:r>
         <w:rPr>
@@ -14365,7 +14769,6 @@
           <w:szCs w:val="24"/>
           <w:lang w:val="en-ID"/>
         </w:rPr>
-        <w:lastRenderedPageBreak/>
         <w:t xml:space="preserve">Terkait dengan risiko otomatisasi dan halusinasi AI, Lee et al. (2026) melakukan </w:t>
       </w:r>
       <w:r>
@@ -14456,7 +14859,48 @@
           <w:szCs w:val="24"/>
           <w:lang w:val="en-ID"/>
         </w:rPr>
-        <w:t xml:space="preserve">Dalam konteks pengujian model komparatif, Dozono et al. (2026) melakukan studi empiris multi-bahasa yang secara spesifik menggunakan model Gemini 1.5 Pro dan GPT-4 untuk mendeteksi kerentanan pada bahasa C/C++, Java, dan Python, yang membuktikan kapabilitas penalaran Gemini 1.5 Pro yang tangguh. Gnieciak dan Szandala (2025) memperluas komparasi ini dengan membandingkan alat </w:t>
+        <w:lastRenderedPageBreak/>
+        <w:t xml:space="preserve">Dalam konteks pengujian model komparatif, Dozono et al. (2026) melakukan studi empiris multi-bahasa yang secara spesifik menggunakan model </w:t>
+      </w:r>
+      <w:r>
+        <w:rPr>
+          <w:rFonts w:ascii="Times New Roman" w:hAnsi="Times New Roman" w:cs="Times New Roman"/>
+          <w:noProof/>
+          <w:sz w:val="24"/>
+          <w:szCs w:val="24"/>
+          <w:lang w:val="en-ID"/>
+        </w:rPr>
+        <w:t>Gemini 2.5 Pro</w:t>
+      </w:r>
+      <w:r>
+        <w:rPr>
+          <w:rFonts w:ascii="Times New Roman" w:hAnsi="Times New Roman" w:cs="Times New Roman"/>
+          <w:noProof/>
+          <w:sz w:val="24"/>
+          <w:szCs w:val="24"/>
+          <w:lang w:val="en-ID"/>
+        </w:rPr>
+        <w:t xml:space="preserve"> dan GPT-4 untuk mendeteksi kerentanan pada bahasa C/C++, Java, dan Python, yang membuktikan kapabilitas penalaran </w:t>
+      </w:r>
+      <w:r>
+        <w:rPr>
+          <w:rFonts w:ascii="Times New Roman" w:hAnsi="Times New Roman" w:cs="Times New Roman"/>
+          <w:noProof/>
+          <w:sz w:val="24"/>
+          <w:szCs w:val="24"/>
+          <w:lang w:val="en-ID"/>
+        </w:rPr>
+        <w:t>Gemini 2.5 Pro</w:t>
+      </w:r>
+      <w:r>
+        <w:rPr>
+          <w:rFonts w:ascii="Times New Roman" w:hAnsi="Times New Roman" w:cs="Times New Roman"/>
+          <w:noProof/>
+          <w:sz w:val="24"/>
+          <w:szCs w:val="24"/>
+          <w:lang w:val="en-ID"/>
+        </w:rPr>
+        <w:t xml:space="preserve"> yang tangguh. Gnieciak dan Szandala (2025) memperluas komparasi ini dengan membandingkan alat </w:t>
       </w:r>
       <w:r>
         <w:rPr>
@@ -15064,18 +15508,7 @@
                 <w:szCs w:val="24"/>
                 <w:lang w:val="en-ID" w:eastAsia="en-ID"/>
               </w:rPr>
-              <w:t xml:space="preserve">Evaluasi empiris menggunakan fine-tuning (SFT), RAG, dan Dual-Agent untuk deteksi </w:t>
-            </w:r>
-            <w:r>
-              <w:rPr>
-                <w:rFonts w:ascii="Times New Roman" w:eastAsia="Times New Roman" w:hAnsi="Times New Roman" w:cs="Times New Roman"/>
-                <w:color w:val="000000"/>
-                <w:sz w:val="24"/>
-                <w:szCs w:val="24"/>
-                <w:lang w:val="en-ID" w:eastAsia="en-ID"/>
-              </w:rPr>
-              <w:lastRenderedPageBreak/>
-              <w:t>kerentanan.</w:t>
+              <w:t>Evaluasi empiris menggunakan fine-tuning (SFT), RAG, dan Dual-Agent untuk deteksi kerentanan.</w:t>
             </w:r>
           </w:p>
         </w:tc>
@@ -15111,19 +15544,7 @@
                 <w:szCs w:val="24"/>
                 <w:lang w:eastAsia="en-ID"/>
               </w:rPr>
-              <w:lastRenderedPageBreak/>
-              <w:t xml:space="preserve">Pendekatan RAG terbukti meningkatkan presisi dan F1-Score secara signifikan tanpa </w:t>
-            </w:r>
-            <w:r>
-              <w:rPr>
-                <w:rFonts w:ascii="Times New Roman" w:eastAsia="Times New Roman" w:hAnsi="Times New Roman" w:cs="Times New Roman"/>
-                <w:color w:val="000000"/>
-                <w:sz w:val="24"/>
-                <w:szCs w:val="24"/>
-                <w:lang w:eastAsia="en-ID"/>
-              </w:rPr>
-              <w:lastRenderedPageBreak/>
-              <w:t>memerlukan sumber daya komputasi tinggi seperti SFT</w:t>
+              <w:t>Pendekatan RAG terbukti meningkatkan presisi dan F1-Score secara signifikan tanpa memerlukan sumber daya komputasi tinggi seperti SFT</w:t>
             </w:r>
             <w:r>
               <w:rPr>
@@ -15176,7 +15597,6 @@
                 <w:szCs w:val="24"/>
                 <w:lang w:val="en-ID" w:eastAsia="en-ID"/>
               </w:rPr>
-              <w:lastRenderedPageBreak/>
               <w:t>2</w:t>
             </w:r>
           </w:p>
@@ -15322,7 +15742,18 @@
                 <w:szCs w:val="24"/>
                 <w:lang w:val="en-ID" w:eastAsia="en-ID"/>
               </w:rPr>
-              <w:t>Penggunaan spesifikasi keamanan (basis pengetahuan eksternal) berhasil membimbing LLM untuk mendeteksi akar kerentanan dengan lebih akurat.</w:t>
+              <w:t xml:space="preserve">Penggunaan spesifikasi keamanan (basis pengetahuan eksternal) berhasil membimbing LLM untuk mendeteksi akar kerentanan dengan </w:t>
+            </w:r>
+            <w:r>
+              <w:rPr>
+                <w:rFonts w:ascii="Times New Roman" w:eastAsia="Times New Roman" w:hAnsi="Times New Roman" w:cs="Times New Roman"/>
+                <w:color w:val="000000"/>
+                <w:sz w:val="24"/>
+                <w:szCs w:val="24"/>
+                <w:lang w:val="en-ID" w:eastAsia="en-ID"/>
+              </w:rPr>
+              <w:lastRenderedPageBreak/>
+              <w:t>lebih akurat.</w:t>
             </w:r>
           </w:p>
         </w:tc>
@@ -15365,6 +15796,7 @@
                 <w:szCs w:val="24"/>
                 <w:lang w:val="en-ID" w:eastAsia="en-ID"/>
               </w:rPr>
+              <w:lastRenderedPageBreak/>
               <w:t>3</w:t>
             </w:r>
           </w:p>
@@ -15896,18 +16328,7 @@
                 <w:szCs w:val="24"/>
                 <w:lang w:val="en-ID" w:eastAsia="en-ID"/>
               </w:rPr>
-              <w:t xml:space="preserve">SAST kesulitan mendeteksi kerentanan kompleks, sementara LLM dapat memberikan pemahaman kontekstual yang mendalam meski berisiko halusinasi </w:t>
-            </w:r>
-            <w:r>
-              <w:rPr>
-                <w:rFonts w:ascii="Times New Roman" w:eastAsia="Times New Roman" w:hAnsi="Times New Roman" w:cs="Times New Roman"/>
-                <w:color w:val="000000"/>
-                <w:sz w:val="24"/>
-                <w:szCs w:val="24"/>
-                <w:lang w:val="en-ID" w:eastAsia="en-ID"/>
-              </w:rPr>
-              <w:lastRenderedPageBreak/>
-              <w:t>(memicu Slopsquatting).</w:t>
+              <w:t>SAST kesulitan mendeteksi kerentanan kompleks, sementara LLM dapat memberikan pemahaman kontekstual yang mendalam meski berisiko halusinasi (memicu Slopsquatting).</w:t>
             </w:r>
           </w:p>
         </w:tc>
@@ -15950,7 +16371,6 @@
                 <w:szCs w:val="24"/>
                 <w:lang w:val="en-ID" w:eastAsia="en-ID"/>
               </w:rPr>
-              <w:lastRenderedPageBreak/>
               <w:t>6</w:t>
             </w:r>
           </w:p>
@@ -16060,7 +16480,27 @@
                 <w:szCs w:val="24"/>
                 <w:lang w:eastAsia="en-ID"/>
               </w:rPr>
-              <w:t>Studi empiris penggunaan berbagai LLM mutakhir (termasuk Gemini 1.5 Pro) pada dataset kerentanan lintas bahasa</w:t>
+              <w:t xml:space="preserve">Studi empiris penggunaan berbagai LLM mutakhir (termasuk </w:t>
+            </w:r>
+            <w:r>
+              <w:rPr>
+                <w:rFonts w:ascii="Times New Roman" w:eastAsia="Times New Roman" w:hAnsi="Times New Roman" w:cs="Times New Roman"/>
+                <w:color w:val="000000"/>
+                <w:sz w:val="24"/>
+                <w:szCs w:val="24"/>
+                <w:lang w:eastAsia="en-ID"/>
+              </w:rPr>
+              <w:t>Gemini 2.5 Pro</w:t>
+            </w:r>
+            <w:r>
+              <w:rPr>
+                <w:rFonts w:ascii="Times New Roman" w:eastAsia="Times New Roman" w:hAnsi="Times New Roman" w:cs="Times New Roman"/>
+                <w:color w:val="000000"/>
+                <w:sz w:val="24"/>
+                <w:szCs w:val="24"/>
+                <w:lang w:eastAsia="en-ID"/>
+              </w:rPr>
+              <w:t>) pada dataset kerentanan lintas bahasa</w:t>
             </w:r>
             <w:r>
               <w:rPr>
@@ -16106,7 +16546,18 @@
                 <w:szCs w:val="24"/>
                 <w:lang w:val="en-ID" w:eastAsia="en-ID"/>
               </w:rPr>
-              <w:t>Mengevaluasi LLM pada bahasa C, C++, Java, JavaScript, dan Python, namun luput mengeksplorasi ekosistem bahasa C# dan lingkungan .NET.</w:t>
+              <w:t xml:space="preserve">Mengevaluasi LLM pada bahasa C, C++, Java, JavaScript, dan Python, namun luput mengeksplorasi ekosistem bahasa C# </w:t>
+            </w:r>
+            <w:r>
+              <w:rPr>
+                <w:rFonts w:ascii="Times New Roman" w:eastAsia="Times New Roman" w:hAnsi="Times New Roman" w:cs="Times New Roman"/>
+                <w:color w:val="000000"/>
+                <w:sz w:val="24"/>
+                <w:szCs w:val="24"/>
+                <w:lang w:val="en-ID" w:eastAsia="en-ID"/>
+              </w:rPr>
+              <w:lastRenderedPageBreak/>
+              <w:t>dan lingkungan .NET.</w:t>
             </w:r>
           </w:p>
         </w:tc>
@@ -16149,6 +16600,7 @@
                 <w:szCs w:val="24"/>
                 <w:lang w:val="en-ID" w:eastAsia="en-ID"/>
               </w:rPr>
+              <w:lastRenderedPageBreak/>
               <w:t>7</w:t>
             </w:r>
           </w:p>
@@ -16876,18 +17328,7 @@
                 <w:szCs w:val="24"/>
                 <w:lang w:val="en-ID" w:eastAsia="en-ID"/>
               </w:rPr>
-              <w:t xml:space="preserve">Knowledge-Driven Framework untuk paket berbahaya melalui arsitektur </w:t>
-            </w:r>
-            <w:r>
-              <w:rPr>
-                <w:rFonts w:ascii="Times New Roman" w:eastAsia="Times New Roman" w:hAnsi="Times New Roman" w:cs="Times New Roman"/>
-                <w:color w:val="000000"/>
-                <w:sz w:val="24"/>
-                <w:szCs w:val="24"/>
-                <w:lang w:val="en-ID" w:eastAsia="en-ID"/>
-              </w:rPr>
-              <w:lastRenderedPageBreak/>
-              <w:t>RAG.</w:t>
+              <w:t>Knowledge-Driven Framework untuk paket berbahaya melalui arsitektur RAG.</w:t>
             </w:r>
           </w:p>
         </w:tc>
@@ -16923,19 +17364,7 @@
                 <w:szCs w:val="24"/>
                 <w:lang w:eastAsia="en-ID"/>
               </w:rPr>
-              <w:lastRenderedPageBreak/>
-              <w:t xml:space="preserve">Integrasi penalaran pakar ke dalam RAG memungkinkan LLM </w:t>
-            </w:r>
-            <w:r>
-              <w:rPr>
-                <w:rFonts w:ascii="Times New Roman" w:eastAsia="Times New Roman" w:hAnsi="Times New Roman" w:cs="Times New Roman"/>
-                <w:color w:val="000000"/>
-                <w:sz w:val="24"/>
-                <w:szCs w:val="24"/>
-                <w:lang w:eastAsia="en-ID"/>
-              </w:rPr>
-              <w:lastRenderedPageBreak/>
-              <w:t xml:space="preserve">mendeteksi paket berbahaya secara deterministik dan menurunkan </w:t>
+              <w:t xml:space="preserve">Integrasi penalaran pakar ke dalam RAG memungkinkan LLM mendeteksi paket berbahaya secara deterministik dan menurunkan </w:t>
             </w:r>
             <w:r>
               <w:rPr>
@@ -16996,6 +17425,7 @@
           <w:noProof/>
           <w:color w:val="000000" w:themeColor="text1"/>
         </w:rPr>
+        <w:lastRenderedPageBreak/>
         <w:t>2</w:t>
       </w:r>
       <w:r>
@@ -17464,19 +17894,7 @@
           <w:sz w:val="24"/>
           <w:szCs w:val="24"/>
         </w:rPr>
-        <w:t xml:space="preserve">deep </w:t>
-      </w:r>
-      <w:r>
-        <w:rPr>
-          <w:rFonts w:ascii="Times New Roman" w:hAnsi="Times New Roman" w:cs="Times New Roman"/>
-          <w:i/>
-          <w:iCs/>
-          <w:noProof/>
-          <w:sz w:val="24"/>
-          <w:szCs w:val="24"/>
-        </w:rPr>
-        <w:lastRenderedPageBreak/>
-        <w:t>learning</w:t>
+        <w:t>deep learning</w:t>
       </w:r>
       <w:r>
         <w:rPr>
@@ -17637,6 +18055,7 @@
           <w:sz w:val="24"/>
           <w:szCs w:val="24"/>
         </w:rPr>
+        <w:lastRenderedPageBreak/>
         <w:t xml:space="preserve">Merancang infrastruktur ekstraksi yang dirancang secara presisi untuk mengurai file proyek (.csproj) dan mengaudit manajemen dependensi paket NuGet langsung pada lingkungan industri </w:t>
       </w:r>
       <w:r>
@@ -17787,7 +18206,25 @@
           <w:sz w:val="24"/>
           <w:szCs w:val="24"/>
         </w:rPr>
-        <w:t>. Pendekatan ini membumikan penalaran Gemini 1.5 Pro agar murni terkunci pada bukti ancaman aktual, sehingga mengeliminasi rekomendasi fiktif</w:t>
+        <w:t xml:space="preserve">. Pendekatan ini membumikan penalaran </w:t>
+      </w:r>
+      <w:r>
+        <w:rPr>
+          <w:rFonts w:ascii="Times New Roman" w:hAnsi="Times New Roman" w:cs="Times New Roman"/>
+          <w:noProof/>
+          <w:sz w:val="24"/>
+          <w:szCs w:val="24"/>
+        </w:rPr>
+        <w:t>Gemini 2.5 Pro</w:t>
+      </w:r>
+      <w:r>
+        <w:rPr>
+          <w:rFonts w:ascii="Times New Roman" w:hAnsi="Times New Roman" w:cs="Times New Roman"/>
+          <w:noProof/>
+          <w:sz w:val="24"/>
+          <w:szCs w:val="24"/>
+        </w:rPr>
+        <w:t xml:space="preserve"> agar murni terkunci pada bukti ancaman aktual, sehingga mengeliminasi rekomendasi fiktif</w:t>
       </w:r>
       <w:r>
         <w:rPr>
@@ -18332,7 +18769,25 @@
           <w:sz w:val="24"/>
           <w:szCs w:val="24"/>
         </w:rPr>
-        <w:t>, yang kemudian dijawab melalui perumusan solusi berupa arsitektur RAG yang terintegrasi dengan Gemini 1.5 Pro. Agar kerangka pemikiran ini lebih terstruktur, rancangan konseptual tersebut divisualisasikan dalam bentuk diagram kerangka pikir pada Gambar 3.1</w:t>
+        <w:t xml:space="preserve">, yang kemudian dijawab melalui perumusan solusi berupa arsitektur RAG yang terintegrasi dengan </w:t>
+      </w:r>
+      <w:r>
+        <w:rPr>
+          <w:rFonts w:ascii="Times New Roman" w:hAnsi="Times New Roman" w:cs="Times New Roman"/>
+          <w:noProof/>
+          <w:sz w:val="24"/>
+          <w:szCs w:val="24"/>
+        </w:rPr>
+        <w:t>Gemini 2.5 Pro</w:t>
+      </w:r>
+      <w:r>
+        <w:rPr>
+          <w:rFonts w:ascii="Times New Roman" w:hAnsi="Times New Roman" w:cs="Times New Roman"/>
+          <w:noProof/>
+          <w:sz w:val="24"/>
+          <w:szCs w:val="24"/>
+        </w:rPr>
+        <w:t>. Agar kerangka pemikiran ini lebih terstruktur, rancangan konseptual tersebut divisualisasikan dalam bentuk diagram kerangka pikir pada Gambar 3.1</w:t>
       </w:r>
       <w:r>
         <w:rPr>
@@ -18369,8 +18824,8 @@
         </w:rPr>
         <w:lastRenderedPageBreak/>
         <w:drawing>
-          <wp:inline distT="0" distB="0" distL="0" distR="0" wp14:anchorId="0C89345A" wp14:editId="7F49685A">
-            <wp:extent cx="3008024" cy="6630035"/>
+          <wp:inline distT="0" distB="0" distL="0" distR="0" wp14:anchorId="0C89345A" wp14:editId="3EF29C82">
+            <wp:extent cx="3113316" cy="6862113"/>
             <wp:effectExtent l="0" t="0" r="0" b="0"/>
             <wp:docPr id="1385097035" name="Picture 5"/>
             <wp:cNvGraphicFramePr>
@@ -18400,7 +18855,7 @@
                   <pic:spPr bwMode="auto">
                     <a:xfrm>
                       <a:off x="0" y="0"/>
-                      <a:ext cx="3113317" cy="6862113"/>
+                      <a:ext cx="3113316" cy="6862113"/>
                     </a:xfrm>
                     <a:prstGeom prst="rect">
                       <a:avLst/>
@@ -18564,7 +19019,17 @@
           <w:sz w:val="24"/>
           <w:szCs w:val="24"/>
         </w:rPr>
-        <w:t>Untuk memberikan gambaran yang lebih komprehensif terkait urutan logis dari pelaksanaan eksperimen, seluruh tahapan telah dipetakan secara visual. Pemetaan ini memastikan bahwa setiap rumusan masalah yang diajukan berhasil dijawab melalui eksekusi teknis yang tepat sasaran. Seluruh alur tahapan operasional penelitian ini direpresentasikan pada Gambar 3.2</w:t>
+        <w:t xml:space="preserve">Untuk memberikan gambaran yang lebih komprehensif terkait urutan logis dari pelaksanaan eksperimen, seluruh tahapan telah dipetakan secara visual. Pemetaan ini memastikan bahwa setiap rumusan masalah yang diajukan berhasil </w:t>
+      </w:r>
+      <w:r>
+        <w:rPr>
+          <w:rFonts w:ascii="Times New Roman" w:hAnsi="Times New Roman" w:cs="Times New Roman"/>
+          <w:noProof/>
+          <w:sz w:val="24"/>
+          <w:szCs w:val="24"/>
+        </w:rPr>
+        <w:lastRenderedPageBreak/>
+        <w:t>dijawab melalui eksekusi teknis yang tepat sasaran. Seluruh alur tahapan operasional penelitian ini direpresentasikan pada Gambar 3.2</w:t>
       </w:r>
       <w:r>
         <w:rPr>
@@ -18587,10 +19052,9 @@
         <w:rPr>
           <w:noProof/>
         </w:rPr>
-        <w:lastRenderedPageBreak/>
         <w:drawing>
-          <wp:inline distT="0" distB="0" distL="0" distR="0" wp14:anchorId="0A18A809" wp14:editId="5B09F6AC">
-            <wp:extent cx="2048591" cy="4281236"/>
+          <wp:inline distT="0" distB="0" distL="0" distR="0" wp14:anchorId="0A18A809" wp14:editId="5AE28419">
+            <wp:extent cx="2048591" cy="4281235"/>
             <wp:effectExtent l="0" t="0" r="0" b="0"/>
             <wp:docPr id="366284286" name="Picture 6"/>
             <wp:cNvGraphicFramePr>
@@ -18620,7 +19084,7 @@
                   <pic:spPr bwMode="auto">
                     <a:xfrm>
                       <a:off x="0" y="0"/>
-                      <a:ext cx="2048591" cy="4281236"/>
+                      <a:ext cx="2048591" cy="4281235"/>
                     </a:xfrm>
                     <a:prstGeom prst="rect">
                       <a:avLst/>
@@ -18861,7 +19325,18 @@
           <w:szCs w:val="24"/>
           <w:lang w:val="en-ID"/>
         </w:rPr>
-        <w:t xml:space="preserve"> terhadap file proyek (.csproj) dari ekosistem terbuka .NET 10. Mengacu pada perbaikan ruang lingkup, batasan pengumpulan sampel telah diperluas guna memastikan kecukupan distribusi data matematis.</w:t>
+        <w:t xml:space="preserve"> terhadap file proyek (.csproj) dari ekosistem terbuka .NET 10. Mengacu pada perbaikan ruang lingkup, batasan pengumpulan sampel telah diperluas guna memastikan kecukupan distribusi data matematis</w:t>
+      </w:r>
+      <w:r>
+        <w:rPr>
+          <w:rFonts w:ascii="Times New Roman" w:hAnsi="Times New Roman" w:cs="Times New Roman"/>
+          <w:noProof/>
+          <w:color w:val="000000" w:themeColor="text1"/>
+          <w:sz w:val="24"/>
+          <w:szCs w:val="24"/>
+          <w:lang w:val="en-ID"/>
+        </w:rPr>
+        <w:t>.</w:t>
       </w:r>
     </w:p>
     <w:p>
@@ -18911,152 +19386,594 @@
           <w:szCs w:val="24"/>
           <w:lang w:val="en-ID"/>
         </w:rPr>
-        <w:t xml:space="preserve">) </w:t>
-      </w:r>
-      <w:r>
+        <w:t xml:space="preserve">) telah dieksekusi secara sistematis dan sangat ketat untuk memastikan kualitas </w:t>
+      </w:r>
+      <w:r>
+        <w:rPr>
+          <w:rFonts w:ascii="Times New Roman" w:hAnsi="Times New Roman" w:cs="Times New Roman"/>
+          <w:i/>
+          <w:iCs/>
+          <w:noProof/>
+          <w:color w:val="000000" w:themeColor="text1"/>
+          <w:sz w:val="24"/>
+          <w:szCs w:val="24"/>
+          <w:lang w:val="en-ID"/>
+        </w:rPr>
+        <w:t>ground truth</w:t>
+      </w:r>
+      <w:r>
+        <w:rPr>
+          <w:rFonts w:ascii="Times New Roman" w:hAnsi="Times New Roman" w:cs="Times New Roman"/>
+          <w:noProof/>
+          <w:color w:val="000000" w:themeColor="text1"/>
+          <w:sz w:val="24"/>
+          <w:szCs w:val="24"/>
+          <w:lang w:val="en-ID"/>
+        </w:rPr>
+        <w:t xml:space="preserve"> yang tinggi. </w:t>
+      </w:r>
+      <w:r>
+        <w:rPr>
+          <w:rFonts w:ascii="Times New Roman" w:hAnsi="Times New Roman" w:cs="Times New Roman"/>
+          <w:noProof/>
+          <w:color w:val="000000" w:themeColor="text1"/>
+          <w:sz w:val="24"/>
+          <w:szCs w:val="24"/>
+        </w:rPr>
+        <w:t>Label kerentanan (</w:t>
+      </w:r>
+      <w:r>
+        <w:rPr>
+          <w:rFonts w:ascii="Times New Roman" w:hAnsi="Times New Roman" w:cs="Times New Roman"/>
+          <w:i/>
+          <w:iCs/>
+          <w:noProof/>
+          <w:color w:val="000000" w:themeColor="text1"/>
+          <w:sz w:val="24"/>
+          <w:szCs w:val="24"/>
+        </w:rPr>
+        <w:t>Vulnerable</w:t>
+      </w:r>
+      <w:r>
+        <w:rPr>
+          <w:rFonts w:ascii="Times New Roman" w:hAnsi="Times New Roman" w:cs="Times New Roman"/>
+          <w:noProof/>
+          <w:color w:val="000000" w:themeColor="text1"/>
+          <w:sz w:val="24"/>
+          <w:szCs w:val="24"/>
+        </w:rPr>
+        <w:t xml:space="preserve"> atau </w:t>
+      </w:r>
+      <w:r>
+        <w:rPr>
+          <w:rFonts w:ascii="Times New Roman" w:hAnsi="Times New Roman" w:cs="Times New Roman"/>
+          <w:i/>
+          <w:iCs/>
+          <w:noProof/>
+          <w:color w:val="000000" w:themeColor="text1"/>
+          <w:sz w:val="24"/>
+          <w:szCs w:val="24"/>
+        </w:rPr>
+        <w:t>Not Vulnerable</w:t>
+      </w:r>
+      <w:r>
+        <w:rPr>
+          <w:rFonts w:ascii="Times New Roman" w:hAnsi="Times New Roman" w:cs="Times New Roman"/>
+          <w:noProof/>
+          <w:color w:val="000000" w:themeColor="text1"/>
+          <w:sz w:val="24"/>
+          <w:szCs w:val="24"/>
+        </w:rPr>
+        <w:t xml:space="preserve">) tidak ditentukan secara manual oleh manusia, melainkan diekstrak langsung berdasarkan metadata ancaman faktual dari kueri </w:t>
+      </w:r>
+      <w:r>
+        <w:rPr>
+          <w:rFonts w:ascii="Times New Roman" w:hAnsi="Times New Roman" w:cs="Times New Roman"/>
+          <w:i/>
+          <w:iCs/>
+          <w:noProof/>
+          <w:color w:val="000000" w:themeColor="text1"/>
+          <w:sz w:val="24"/>
+          <w:szCs w:val="24"/>
+        </w:rPr>
+        <w:t>live advisory GitHub GraphQL API</w:t>
+      </w:r>
+      <w:r>
+        <w:rPr>
+          <w:rFonts w:ascii="Times New Roman" w:hAnsi="Times New Roman" w:cs="Times New Roman"/>
+          <w:noProof/>
+          <w:color w:val="000000" w:themeColor="text1"/>
+          <w:sz w:val="24"/>
+          <w:szCs w:val="24"/>
+        </w:rPr>
+        <w:t>. Status kerentanan (</w:t>
+      </w:r>
+      <w:r>
+        <w:rPr>
+          <w:rFonts w:ascii="Times New Roman" w:hAnsi="Times New Roman" w:cs="Times New Roman"/>
+          <w:i/>
+          <w:iCs/>
+          <w:noProof/>
+          <w:color w:val="000000" w:themeColor="text1"/>
+          <w:sz w:val="24"/>
+          <w:szCs w:val="24"/>
+        </w:rPr>
+        <w:t>ground truth</w:t>
+      </w:r>
+      <w:r>
+        <w:rPr>
+          <w:rFonts w:ascii="Times New Roman" w:hAnsi="Times New Roman" w:cs="Times New Roman"/>
+          <w:noProof/>
+          <w:color w:val="000000" w:themeColor="text1"/>
+          <w:sz w:val="24"/>
+          <w:szCs w:val="24"/>
+        </w:rPr>
+        <w:t xml:space="preserve">) ditentukan secara deterministik dengan mencocokkan versi paket </w:t>
+      </w:r>
+      <w:r>
+        <w:rPr>
+          <w:rFonts w:ascii="Times New Roman" w:hAnsi="Times New Roman" w:cs="Times New Roman"/>
+          <w:noProof/>
+          <w:color w:val="000000" w:themeColor="text1"/>
+          <w:sz w:val="24"/>
+          <w:szCs w:val="24"/>
+        </w:rPr>
+        <w:lastRenderedPageBreak/>
+        <w:t>saat ini (</w:t>
+      </w:r>
+      <w:r>
+        <w:rPr>
+          <w:rFonts w:ascii="Times New Roman" w:hAnsi="Times New Roman" w:cs="Times New Roman"/>
+          <w:i/>
+          <w:iCs/>
+          <w:noProof/>
+          <w:color w:val="000000" w:themeColor="text1"/>
+          <w:sz w:val="24"/>
+          <w:szCs w:val="24"/>
+        </w:rPr>
+        <w:t>CurrentVersion</w:t>
+      </w:r>
+      <w:r>
+        <w:rPr>
+          <w:rFonts w:ascii="Times New Roman" w:hAnsi="Times New Roman" w:cs="Times New Roman"/>
+          <w:noProof/>
+          <w:color w:val="000000" w:themeColor="text1"/>
+          <w:sz w:val="24"/>
+          <w:szCs w:val="24"/>
+        </w:rPr>
+        <w:t>) terhadap rentang versi rentan (</w:t>
+      </w:r>
+      <w:r>
+        <w:rPr>
+          <w:rFonts w:ascii="Times New Roman" w:hAnsi="Times New Roman" w:cs="Times New Roman"/>
+          <w:i/>
+          <w:iCs/>
+          <w:noProof/>
+          <w:color w:val="000000" w:themeColor="text1"/>
+          <w:sz w:val="24"/>
+          <w:szCs w:val="24"/>
+        </w:rPr>
+        <w:t>vulnerableVersionRange</w:t>
+      </w:r>
+      <w:r>
+        <w:rPr>
+          <w:rFonts w:ascii="Times New Roman" w:hAnsi="Times New Roman" w:cs="Times New Roman"/>
+          <w:noProof/>
+          <w:color w:val="000000" w:themeColor="text1"/>
+          <w:sz w:val="24"/>
+          <w:szCs w:val="24"/>
+        </w:rPr>
+        <w:t>) yang dikembalikan oleh API</w:t>
+      </w:r>
+      <w:r>
+        <w:rPr>
+          <w:rFonts w:ascii="Times New Roman" w:hAnsi="Times New Roman" w:cs="Times New Roman"/>
+          <w:noProof/>
+          <w:color w:val="000000" w:themeColor="text1"/>
+          <w:sz w:val="24"/>
+          <w:szCs w:val="24"/>
+          <w:lang w:val="en-ID"/>
+        </w:rPr>
+        <w:t>.</w:t>
+      </w:r>
+    </w:p>
+    <w:p>
+      <w:pPr>
+        <w:spacing w:after="0" w:line="360" w:lineRule="auto"/>
+        <w:ind w:firstLine="567"/>
+        <w:jc w:val="both"/>
+        <w:rPr>
+          <w:rFonts w:ascii="Times New Roman" w:hAnsi="Times New Roman" w:cs="Times New Roman"/>
+          <w:noProof/>
+          <w:color w:val="000000" w:themeColor="text1"/>
+          <w:sz w:val="24"/>
+          <w:szCs w:val="24"/>
+          <w:lang w:val="en-ID"/>
+        </w:rPr>
+      </w:pPr>
+      <w:r>
+        <w:rPr>
+          <w:rFonts w:ascii="Times New Roman" w:hAnsi="Times New Roman" w:cs="Times New Roman"/>
+          <w:noProof/>
+          <w:color w:val="000000" w:themeColor="text1"/>
+          <w:sz w:val="24"/>
+          <w:szCs w:val="24"/>
+          <w:lang w:val="en-ID"/>
+        </w:rPr>
+        <w:t>Untuk menjamin tingkat generalisasi (</w:t>
+      </w:r>
+      <w:r>
+        <w:rPr>
+          <w:rFonts w:ascii="Times New Roman" w:hAnsi="Times New Roman" w:cs="Times New Roman"/>
+          <w:i/>
+          <w:iCs/>
+          <w:noProof/>
+          <w:color w:val="000000" w:themeColor="text1"/>
+          <w:sz w:val="24"/>
+          <w:szCs w:val="24"/>
+          <w:lang w:val="en-ID"/>
+        </w:rPr>
+        <w:t>generalizability</w:t>
+      </w:r>
+      <w:r>
+        <w:rPr>
+          <w:rFonts w:ascii="Times New Roman" w:hAnsi="Times New Roman" w:cs="Times New Roman"/>
+          <w:noProof/>
+          <w:color w:val="000000" w:themeColor="text1"/>
+          <w:sz w:val="24"/>
+          <w:szCs w:val="24"/>
+          <w:lang w:val="en-ID"/>
+        </w:rPr>
+        <w:t xml:space="preserve">) yang tinggi, penelitian ini telah menggunakan 1.000 sampel file proyek sintesis. Skala pengumpulan data ini secara sengaja diperluas guna melampaui standar 500 sampel proyek yang digunakan pada penelitian terdahulu terkait audit risiko dependensi berbasis </w:t>
+      </w:r>
+      <w:r>
+        <w:rPr>
+          <w:rFonts w:ascii="Times New Roman" w:hAnsi="Times New Roman" w:cs="Times New Roman"/>
+          <w:i/>
+          <w:iCs/>
+          <w:noProof/>
+          <w:color w:val="000000" w:themeColor="text1"/>
+          <w:sz w:val="24"/>
+          <w:szCs w:val="24"/>
+          <w:lang w:val="en-ID"/>
+        </w:rPr>
+        <w:t>Software Composition Analysis</w:t>
+      </w:r>
+      <w:r>
+        <w:rPr>
+          <w:rFonts w:ascii="Times New Roman" w:hAnsi="Times New Roman" w:cs="Times New Roman"/>
+          <w:noProof/>
+          <w:color w:val="000000" w:themeColor="text1"/>
+          <w:sz w:val="24"/>
+          <w:szCs w:val="24"/>
+          <w:lang w:val="en-ID"/>
+        </w:rPr>
+        <w:t>. Peningkatan volume sampel ini bertujuan untuk memperkuat validitas empiris dari komparasi model.</w:t>
+      </w:r>
+    </w:p>
+    <w:p>
+      <w:pPr>
+        <w:spacing w:after="0" w:line="360" w:lineRule="auto"/>
+        <w:ind w:firstLine="567"/>
+        <w:jc w:val="both"/>
+        <w:rPr>
+          <w:rFonts w:ascii="Times New Roman" w:hAnsi="Times New Roman" w:cs="Times New Roman"/>
+          <w:noProof/>
+          <w:color w:val="000000" w:themeColor="text1"/>
+          <w:sz w:val="24"/>
+          <w:szCs w:val="24"/>
+          <w:lang w:val="en-ID"/>
+        </w:rPr>
+      </w:pPr>
+      <w:r>
+        <w:rPr>
+          <w:rFonts w:ascii="Times New Roman" w:hAnsi="Times New Roman" w:cs="Times New Roman"/>
+          <w:noProof/>
+          <w:color w:val="000000" w:themeColor="text1"/>
+          <w:sz w:val="24"/>
+          <w:szCs w:val="24"/>
+          <w:lang w:val="en-ID"/>
+        </w:rPr>
+        <w:t>Selanjutnya, dataset telah dibagi menjadi tiga himpunan (</w:t>
+      </w:r>
+      <w:r>
+        <w:rPr>
+          <w:rFonts w:ascii="Times New Roman" w:hAnsi="Times New Roman" w:cs="Times New Roman"/>
+          <w:i/>
+          <w:iCs/>
+          <w:noProof/>
+          <w:color w:val="000000" w:themeColor="text1"/>
+          <w:sz w:val="24"/>
+          <w:szCs w:val="24"/>
+          <w:lang w:val="en-ID"/>
+        </w:rPr>
+        <w:t>subset</w:t>
+      </w:r>
+      <w:r>
+        <w:rPr>
+          <w:rFonts w:ascii="Times New Roman" w:hAnsi="Times New Roman" w:cs="Times New Roman"/>
+          <w:noProof/>
+          <w:color w:val="000000" w:themeColor="text1"/>
+          <w:sz w:val="24"/>
+          <w:szCs w:val="24"/>
+          <w:lang w:val="en-ID"/>
+        </w:rPr>
+        <w:t>) dengan rasio 70:15:15, yang terdiri atas 70% (700 sampel) untuk data latih (</w:t>
+      </w:r>
+      <w:r>
+        <w:rPr>
+          <w:rFonts w:ascii="Times New Roman" w:hAnsi="Times New Roman" w:cs="Times New Roman"/>
+          <w:i/>
+          <w:iCs/>
+          <w:noProof/>
+          <w:color w:val="000000" w:themeColor="text1"/>
+          <w:sz w:val="24"/>
+          <w:szCs w:val="24"/>
+          <w:lang w:val="en-ID"/>
+        </w:rPr>
+        <w:t>training</w:t>
+      </w:r>
+      <w:r>
+        <w:rPr>
+          <w:rFonts w:ascii="Times New Roman" w:hAnsi="Times New Roman" w:cs="Times New Roman"/>
+          <w:noProof/>
+          <w:color w:val="000000" w:themeColor="text1"/>
+          <w:sz w:val="24"/>
+          <w:szCs w:val="24"/>
+          <w:lang w:val="en-ID"/>
+        </w:rPr>
+        <w:t>), 15% (150 sampel) untuk data validasi (</w:t>
+      </w:r>
+      <w:r>
+        <w:rPr>
+          <w:rFonts w:ascii="Times New Roman" w:hAnsi="Times New Roman" w:cs="Times New Roman"/>
+          <w:i/>
+          <w:iCs/>
+          <w:noProof/>
+          <w:color w:val="000000" w:themeColor="text1"/>
+          <w:sz w:val="24"/>
+          <w:szCs w:val="24"/>
+          <w:lang w:val="en-ID"/>
+        </w:rPr>
+        <w:t>validation</w:t>
+      </w:r>
+      <w:r>
+        <w:rPr>
+          <w:rFonts w:ascii="Times New Roman" w:hAnsi="Times New Roman" w:cs="Times New Roman"/>
+          <w:noProof/>
+          <w:color w:val="000000" w:themeColor="text1"/>
+          <w:sz w:val="24"/>
+          <w:szCs w:val="24"/>
+          <w:lang w:val="en-ID"/>
+        </w:rPr>
+        <w:t>), dan 15% (150 sampel) untuk data uji (</w:t>
+      </w:r>
+      <w:r>
+        <w:rPr>
+          <w:rFonts w:ascii="Times New Roman" w:hAnsi="Times New Roman" w:cs="Times New Roman"/>
+          <w:i/>
+          <w:iCs/>
+          <w:noProof/>
+          <w:color w:val="000000" w:themeColor="text1"/>
+          <w:sz w:val="24"/>
+          <w:szCs w:val="24"/>
+          <w:lang w:val="en-ID"/>
+        </w:rPr>
+        <w:t>testing</w:t>
+      </w:r>
+      <w:r>
+        <w:rPr>
+          <w:rFonts w:ascii="Times New Roman" w:hAnsi="Times New Roman" w:cs="Times New Roman"/>
+          <w:noProof/>
+          <w:color w:val="000000" w:themeColor="text1"/>
+          <w:sz w:val="24"/>
+          <w:szCs w:val="24"/>
+          <w:lang w:val="en-ID"/>
+        </w:rPr>
+        <w:t>). Pembagian</w:t>
+      </w:r>
+      <w:r>
+        <w:rPr>
+          <w:rFonts w:ascii="Times New Roman" w:hAnsi="Times New Roman" w:cs="Times New Roman"/>
+          <w:noProof/>
+          <w:color w:val="000000" w:themeColor="text1"/>
+          <w:sz w:val="24"/>
+          <w:szCs w:val="24"/>
+          <w:lang w:val="en-ID"/>
+        </w:rPr>
+        <w:t xml:space="preserve"> data menjadi tiga himpunan ini mengadopsi standar metodologis dalam pendeteksian kerentanan berbasis kecerdasan buatan, guna memastikan model diuji secara adil pada data yang belum pernah dilihat sebelumnya. Rasio 70:15:15 dipilih secara spesifik—dibandingkan dengan rasio 8:1:1 yang lazim digunakan pada dataset berskala puluhan ribu—agar himpunan pengujian dan validasi memiliki jumlah absolut yang memadai (masing-masing 150 sampel). Jumlah sampel uji ini dinilai lebih tangguh secara statistik untuk memetakan distribusi </w:t>
+      </w:r>
+      <w:r>
+        <w:rPr>
+          <w:rFonts w:ascii="Times New Roman" w:hAnsi="Times New Roman" w:cs="Times New Roman"/>
+          <w:i/>
+          <w:iCs/>
+          <w:noProof/>
+          <w:color w:val="000000" w:themeColor="text1"/>
+          <w:sz w:val="24"/>
+          <w:szCs w:val="24"/>
+          <w:lang w:val="en-ID"/>
+        </w:rPr>
+        <w:t>Confusion Matrix</w:t>
+      </w:r>
+      <w:r>
+        <w:rPr>
+          <w:rFonts w:ascii="Times New Roman" w:hAnsi="Times New Roman" w:cs="Times New Roman"/>
+          <w:noProof/>
+          <w:color w:val="000000" w:themeColor="text1"/>
+          <w:sz w:val="24"/>
+          <w:szCs w:val="24"/>
+          <w:lang w:val="en-ID"/>
+        </w:rPr>
+        <w:t xml:space="preserve"> (TP, TN, FP, FN) secara komprehensif pada pengujian </w:t>
+      </w:r>
+      <w:r>
+        <w:rPr>
+          <w:rFonts w:ascii="Times New Roman" w:hAnsi="Times New Roman" w:cs="Times New Roman"/>
+          <w:noProof/>
+          <w:color w:val="000000" w:themeColor="text1"/>
+          <w:sz w:val="24"/>
+          <w:szCs w:val="24"/>
+          <w:lang w:val="en-ID"/>
+        </w:rPr>
+        <w:t>Gemini 2.5 Pro</w:t>
+      </w:r>
+      <w:r>
+        <w:rPr>
+          <w:rFonts w:ascii="Times New Roman" w:hAnsi="Times New Roman" w:cs="Times New Roman"/>
+          <w:noProof/>
+          <w:color w:val="000000" w:themeColor="text1"/>
+          <w:sz w:val="24"/>
+          <w:szCs w:val="24"/>
+          <w:lang w:val="en-ID"/>
+        </w:rPr>
+        <w:t xml:space="preserve">, sembari tetap menyediakan volume data yang optimal untuk fase pelatihan ( </w:t>
+      </w:r>
+      <w:r>
+        <w:rPr>
+          <w:rFonts w:ascii="Times New Roman" w:hAnsi="Times New Roman" w:cs="Times New Roman"/>
+          <w:i/>
+          <w:iCs/>
+          <w:noProof/>
+          <w:color w:val="000000" w:themeColor="text1"/>
+          <w:sz w:val="24"/>
+          <w:szCs w:val="24"/>
+          <w:lang w:val="en-ID"/>
+        </w:rPr>
+        <w:t>fine-tuning</w:t>
+      </w:r>
+      <w:r>
+        <w:rPr>
+          <w:rFonts w:ascii="Times New Roman" w:hAnsi="Times New Roman" w:cs="Times New Roman"/>
+          <w:noProof/>
+          <w:color w:val="000000" w:themeColor="text1"/>
+          <w:sz w:val="24"/>
+          <w:szCs w:val="24"/>
+          <w:lang w:val="en-ID"/>
+        </w:rPr>
+        <w:t xml:space="preserve"> ) model pembanding </w:t>
+      </w:r>
+      <w:r>
+        <w:rPr>
+          <w:rFonts w:ascii="Times New Roman" w:hAnsi="Times New Roman" w:cs="Times New Roman"/>
+          <w:i/>
+          <w:iCs/>
+          <w:noProof/>
+          <w:color w:val="000000" w:themeColor="text1"/>
+          <w:sz w:val="24"/>
+          <w:szCs w:val="24"/>
+          <w:lang w:val="en-ID"/>
+        </w:rPr>
+        <w:t>CodeBERT</w:t>
+      </w:r>
+      <w:r>
+        <w:rPr>
+          <w:rFonts w:ascii="Times New Roman" w:hAnsi="Times New Roman" w:cs="Times New Roman"/>
+          <w:noProof/>
+          <w:color w:val="000000" w:themeColor="text1"/>
+          <w:sz w:val="24"/>
+          <w:szCs w:val="24"/>
+        </w:rPr>
+        <w:t>.</w:t>
+      </w:r>
+    </w:p>
+    <w:p>
+      <w:pPr>
+        <w:spacing w:after="0" w:line="360" w:lineRule="auto"/>
+        <w:jc w:val="both"/>
+        <w:rPr>
+          <w:rFonts w:ascii="Times New Roman" w:hAnsi="Times New Roman" w:cs="Times New Roman"/>
+          <w:noProof/>
+          <w:color w:val="000000" w:themeColor="text1"/>
+          <w:sz w:val="24"/>
+          <w:szCs w:val="24"/>
+        </w:rPr>
+      </w:pPr>
+    </w:p>
+    <w:p>
+      <w:pPr>
+        <w:pStyle w:val="Heading3"/>
+        <w:spacing w:line="360" w:lineRule="auto"/>
         <w:rPr>
           <w:rFonts w:ascii="Times New Roman" w:hAnsi="Times New Roman" w:cs="Times New Roman"/>
           <w:b/>
           <w:bCs/>
           <w:noProof/>
           <w:color w:val="000000" w:themeColor="text1"/>
-          <w:sz w:val="24"/>
-          <w:szCs w:val="24"/>
-          <w:lang w:val="en-ID"/>
-        </w:rPr>
-        <w:t>telah dieksekusi</w:t>
-      </w:r>
-      <w:r>
-        <w:rPr>
-          <w:rFonts w:ascii="Times New Roman" w:hAnsi="Times New Roman" w:cs="Times New Roman"/>
-          <w:noProof/>
-          <w:color w:val="000000" w:themeColor="text1"/>
-          <w:sz w:val="24"/>
-          <w:szCs w:val="24"/>
-          <w:lang w:val="en-ID"/>
-        </w:rPr>
-        <w:t xml:space="preserve"> secara sistematis dan sangat ketat untuk memastikan kualitas </w:t>
-      </w:r>
-      <w:r>
-        <w:rPr>
-          <w:rFonts w:ascii="Times New Roman" w:hAnsi="Times New Roman" w:cs="Times New Roman"/>
-          <w:i/>
-          <w:iCs/>
-          <w:noProof/>
-          <w:color w:val="000000" w:themeColor="text1"/>
-          <w:sz w:val="24"/>
-          <w:szCs w:val="24"/>
-          <w:lang w:val="en-ID"/>
-        </w:rPr>
-        <w:t>ground truth</w:t>
-      </w:r>
-      <w:r>
-        <w:rPr>
-          <w:rFonts w:ascii="Times New Roman" w:hAnsi="Times New Roman" w:cs="Times New Roman"/>
-          <w:noProof/>
-          <w:color w:val="000000" w:themeColor="text1"/>
-          <w:sz w:val="24"/>
-          <w:szCs w:val="24"/>
-          <w:lang w:val="en-ID"/>
-        </w:rPr>
-        <w:t xml:space="preserve"> yang tinggi. Label kerentanan (</w:t>
-      </w:r>
-      <w:r>
-        <w:rPr>
-          <w:rFonts w:ascii="Times New Roman" w:hAnsi="Times New Roman" w:cs="Times New Roman"/>
-          <w:i/>
-          <w:iCs/>
-          <w:noProof/>
-          <w:color w:val="000000" w:themeColor="text1"/>
-          <w:sz w:val="24"/>
-          <w:szCs w:val="24"/>
-          <w:lang w:val="en-ID"/>
-        </w:rPr>
-        <w:t>Vulnerable</w:t>
-      </w:r>
-      <w:r>
-        <w:rPr>
-          <w:rFonts w:ascii="Times New Roman" w:hAnsi="Times New Roman" w:cs="Times New Roman"/>
-          <w:noProof/>
-          <w:color w:val="000000" w:themeColor="text1"/>
-          <w:sz w:val="24"/>
-          <w:szCs w:val="24"/>
-          <w:lang w:val="en-ID"/>
-        </w:rPr>
-        <w:t xml:space="preserve"> atau </w:t>
-      </w:r>
-      <w:r>
-        <w:rPr>
-          <w:rFonts w:ascii="Times New Roman" w:hAnsi="Times New Roman" w:cs="Times New Roman"/>
-          <w:i/>
-          <w:iCs/>
-          <w:noProof/>
-          <w:color w:val="000000" w:themeColor="text1"/>
-          <w:sz w:val="24"/>
-          <w:szCs w:val="24"/>
-          <w:lang w:val="en-ID"/>
-        </w:rPr>
-        <w:t>Not Vulnerable</w:t>
-      </w:r>
-      <w:r>
-        <w:rPr>
-          <w:rFonts w:ascii="Times New Roman" w:hAnsi="Times New Roman" w:cs="Times New Roman"/>
-          <w:noProof/>
-          <w:color w:val="000000" w:themeColor="text1"/>
-          <w:sz w:val="24"/>
-          <w:szCs w:val="24"/>
-          <w:lang w:val="en-ID"/>
-        </w:rPr>
-        <w:t xml:space="preserve">) tidak ditentukan secara manual oleh manusia, melainkan diekstrak langsung berdasarkan metadata ancaman yang tervalidasi dari </w:t>
-      </w:r>
-      <w:r>
-        <w:rPr>
-          <w:rFonts w:ascii="Times New Roman" w:hAnsi="Times New Roman" w:cs="Times New Roman"/>
-          <w:i/>
-          <w:iCs/>
-          <w:noProof/>
-          <w:color w:val="000000" w:themeColor="text1"/>
-          <w:sz w:val="24"/>
-          <w:szCs w:val="24"/>
-          <w:lang w:val="en-ID"/>
-        </w:rPr>
-        <w:t>GitHub Advisory Database</w:t>
-      </w:r>
-      <w:r>
-        <w:rPr>
-          <w:rFonts w:ascii="Times New Roman" w:hAnsi="Times New Roman" w:cs="Times New Roman"/>
-          <w:noProof/>
-          <w:color w:val="000000" w:themeColor="text1"/>
-          <w:sz w:val="24"/>
-          <w:szCs w:val="24"/>
-          <w:lang w:val="en-ID"/>
-        </w:rPr>
-        <w:t xml:space="preserve"> dan </w:t>
-      </w:r>
-      <w:r>
-        <w:rPr>
-          <w:rFonts w:ascii="Times New Roman" w:hAnsi="Times New Roman" w:cs="Times New Roman"/>
-          <w:i/>
-          <w:iCs/>
-          <w:noProof/>
-          <w:color w:val="000000" w:themeColor="text1"/>
-          <w:sz w:val="24"/>
-          <w:szCs w:val="24"/>
-          <w:lang w:val="en-ID"/>
-        </w:rPr>
-        <w:t>Common Vulnerabilities and Exposures</w:t>
-      </w:r>
-      <w:r>
-        <w:rPr>
-          <w:rFonts w:ascii="Times New Roman" w:hAnsi="Times New Roman" w:cs="Times New Roman"/>
-          <w:noProof/>
-          <w:color w:val="000000" w:themeColor="text1"/>
-          <w:sz w:val="24"/>
-          <w:szCs w:val="24"/>
-          <w:lang w:val="en-ID"/>
-        </w:rPr>
-        <w:t xml:space="preserve"> (CVE). Setiap dependensi paket NuGet yang ditemukan dalam file .csproj divalidasi silang terhadap basis data tersebut.</w:t>
-      </w:r>
+        </w:rPr>
+      </w:pPr>
+      <w:bookmarkStart w:id="45" w:name="_Toc233289376"/>
+      <w:r>
+        <w:rPr>
+          <w:rFonts w:ascii="Times New Roman" w:hAnsi="Times New Roman" w:cs="Times New Roman"/>
+          <w:b/>
+          <w:bCs/>
+          <w:noProof/>
+          <w:color w:val="000000" w:themeColor="text1"/>
+        </w:rPr>
+        <w:t>3</w:t>
+      </w:r>
+      <w:r>
+        <w:rPr>
+          <w:rFonts w:ascii="Times New Roman" w:hAnsi="Times New Roman" w:cs="Times New Roman"/>
+          <w:b/>
+          <w:bCs/>
+          <w:noProof/>
+          <w:color w:val="000000" w:themeColor="text1"/>
+        </w:rPr>
+        <w:t>.</w:t>
+      </w:r>
+      <w:r>
+        <w:rPr>
+          <w:rFonts w:ascii="Times New Roman" w:hAnsi="Times New Roman" w:cs="Times New Roman"/>
+          <w:b/>
+          <w:bCs/>
+          <w:noProof/>
+          <w:color w:val="000000" w:themeColor="text1"/>
+        </w:rPr>
+        <w:t>2</w:t>
+      </w:r>
+      <w:r>
+        <w:rPr>
+          <w:rFonts w:ascii="Times New Roman" w:hAnsi="Times New Roman" w:cs="Times New Roman"/>
+          <w:b/>
+          <w:bCs/>
+          <w:noProof/>
+          <w:color w:val="000000" w:themeColor="text1"/>
+        </w:rPr>
+        <w:t>.</w:t>
+      </w:r>
+      <w:r>
+        <w:rPr>
+          <w:rFonts w:ascii="Times New Roman" w:hAnsi="Times New Roman" w:cs="Times New Roman"/>
+          <w:b/>
+          <w:bCs/>
+          <w:noProof/>
+          <w:color w:val="000000" w:themeColor="text1"/>
+        </w:rPr>
+        <w:t>2</w:t>
+      </w:r>
+      <w:r>
+        <w:rPr>
+          <w:rFonts w:ascii="Times New Roman" w:hAnsi="Times New Roman" w:cs="Times New Roman"/>
+          <w:b/>
+          <w:bCs/>
+          <w:noProof/>
+          <w:color w:val="000000" w:themeColor="text1"/>
+        </w:rPr>
+        <w:t xml:space="preserve">. </w:t>
+      </w:r>
+      <w:r>
+        <w:rPr>
+          <w:rFonts w:ascii="Times New Roman" w:hAnsi="Times New Roman" w:cs="Times New Roman"/>
+          <w:b/>
+          <w:bCs/>
+          <w:noProof/>
+          <w:color w:val="000000" w:themeColor="text1"/>
+        </w:rPr>
+        <w:t>Perancangan Sistem dan Implementasi RAG-LLM</w:t>
+      </w:r>
+      <w:bookmarkEnd w:id="45"/>
     </w:p>
     <w:p>
       <w:pPr>
@@ -19081,32 +19998,7 @@
           <w:szCs w:val="24"/>
           <w:lang w:val="en-ID"/>
         </w:rPr>
-        <w:lastRenderedPageBreak/>
-        <w:t>Untuk menjamin tingkat generalisasi (</w:t>
-      </w:r>
-      <w:r>
-        <w:rPr>
-          <w:rFonts w:ascii="Times New Roman" w:hAnsi="Times New Roman" w:cs="Times New Roman"/>
-          <w:i/>
-          <w:iCs/>
-          <w:noProof/>
-          <w:color w:val="000000" w:themeColor="text1"/>
-          <w:sz w:val="24"/>
-          <w:szCs w:val="24"/>
-          <w:lang w:val="en-ID"/>
-        </w:rPr>
-        <w:t>generalizability</w:t>
-      </w:r>
-      <w:r>
-        <w:rPr>
-          <w:rFonts w:ascii="Times New Roman" w:hAnsi="Times New Roman" w:cs="Times New Roman"/>
-          <w:noProof/>
-          <w:color w:val="000000" w:themeColor="text1"/>
-          <w:sz w:val="24"/>
-          <w:szCs w:val="24"/>
-          <w:lang w:val="en-ID"/>
-        </w:rPr>
-        <w:t xml:space="preserve">) yang tinggi, penelitian ini </w:t>
+        <w:t xml:space="preserve">Tahap kedua </w:t>
       </w:r>
       <w:r>
         <w:rPr>
@@ -19119,18 +20011,42 @@
           <w:szCs w:val="24"/>
           <w:lang w:val="en-ID"/>
         </w:rPr>
-        <w:t>telah menggunakan 1.000 sampel file proyek sintesis</w:t>
-      </w:r>
-      <w:r>
-        <w:rPr>
-          <w:rFonts w:ascii="Times New Roman" w:hAnsi="Times New Roman" w:cs="Times New Roman"/>
-          <w:noProof/>
-          <w:color w:val="000000" w:themeColor="text1"/>
-          <w:sz w:val="24"/>
-          <w:szCs w:val="24"/>
-          <w:lang w:val="en-ID"/>
-        </w:rPr>
-        <w:t xml:space="preserve">. Skala pengumpulan data ini secara sengaja diperluas guna melampaui standar 500 sampel proyek yang digunakan pada penelitian terdahulu terkait audit risiko dependensi berbasis </w:t>
+        <w:t>telah difokuskan</w:t>
+      </w:r>
+      <w:r>
+        <w:rPr>
+          <w:rFonts w:ascii="Times New Roman" w:hAnsi="Times New Roman" w:cs="Times New Roman"/>
+          <w:noProof/>
+          <w:color w:val="000000" w:themeColor="text1"/>
+          <w:sz w:val="24"/>
+          <w:szCs w:val="24"/>
+          <w:lang w:val="en-ID"/>
+        </w:rPr>
+        <w:t xml:space="preserve"> pada perancangan arsitektur sistem deteksi dan implementasinya ke dalam bentuk purwarupa perangkat lunak berbasis .NET. Sistem ini </w:t>
+      </w:r>
+      <w:r>
+        <w:rPr>
+          <w:rFonts w:ascii="Times New Roman" w:hAnsi="Times New Roman" w:cs="Times New Roman"/>
+          <w:b/>
+          <w:bCs/>
+          <w:noProof/>
+          <w:color w:val="000000" w:themeColor="text1"/>
+          <w:sz w:val="24"/>
+          <w:szCs w:val="24"/>
+          <w:lang w:val="en-ID"/>
+        </w:rPr>
+        <w:t>telah dirancang</w:t>
+      </w:r>
+      <w:r>
+        <w:rPr>
+          <w:rFonts w:ascii="Times New Roman" w:hAnsi="Times New Roman" w:cs="Times New Roman"/>
+          <w:noProof/>
+          <w:color w:val="000000" w:themeColor="text1"/>
+          <w:sz w:val="24"/>
+          <w:szCs w:val="24"/>
+          <w:lang w:val="en-ID"/>
+        </w:rPr>
+        <w:t xml:space="preserve"> dengan modul </w:t>
       </w:r>
       <w:r>
         <w:rPr>
@@ -19143,18 +20059,18 @@
           <w:szCs w:val="24"/>
           <w:lang w:val="en-ID"/>
         </w:rPr>
-        <w:t>Software Composition Analysis</w:t>
-      </w:r>
-      <w:r>
-        <w:rPr>
-          <w:rFonts w:ascii="Times New Roman" w:hAnsi="Times New Roman" w:cs="Times New Roman"/>
-          <w:noProof/>
-          <w:color w:val="000000" w:themeColor="text1"/>
-          <w:sz w:val="24"/>
-          <w:szCs w:val="24"/>
-          <w:lang w:val="en-ID"/>
-        </w:rPr>
-        <w:t>. Peningkatan volume sampel ini bertujuan untuk memperkuat validitas empiris dari komparasi model.</w:t>
+        <w:t>parser</w:t>
+      </w:r>
+      <w:r>
+        <w:rPr>
+          <w:rFonts w:ascii="Times New Roman" w:hAnsi="Times New Roman" w:cs="Times New Roman"/>
+          <w:noProof/>
+          <w:color w:val="000000" w:themeColor="text1"/>
+          <w:sz w:val="24"/>
+          <w:szCs w:val="24"/>
+          <w:lang w:val="en-ID"/>
+        </w:rPr>
+        <w:t xml:space="preserve"> XML khusus yang bertugas untuk membaca struktur dokumen sampel file .csproj. Modul ekstraktor ini berhasil mengisolasi dan mengekstrak daftar dependensi paket NuGet beserta metadata versinya secara presisi tanpa merusak konteks XML dari file aslinya.</w:t>
       </w:r>
     </w:p>
     <w:p>
@@ -19180,31 +20096,7 @@
           <w:szCs w:val="24"/>
           <w:lang w:val="en-ID"/>
         </w:rPr>
-        <w:t xml:space="preserve">Selanjutnya, dataset </w:t>
-      </w:r>
-      <w:r>
-        <w:rPr>
-          <w:rFonts w:ascii="Times New Roman" w:hAnsi="Times New Roman" w:cs="Times New Roman"/>
-          <w:b/>
-          <w:bCs/>
-          <w:noProof/>
-          <w:color w:val="000000" w:themeColor="text1"/>
-          <w:sz w:val="24"/>
-          <w:szCs w:val="24"/>
-          <w:lang w:val="en-ID"/>
-        </w:rPr>
-        <w:t>telah dibagi</w:t>
-      </w:r>
-      <w:r>
-        <w:rPr>
-          <w:rFonts w:ascii="Times New Roman" w:hAnsi="Times New Roman" w:cs="Times New Roman"/>
-          <w:noProof/>
-          <w:color w:val="000000" w:themeColor="text1"/>
-          <w:sz w:val="24"/>
-          <w:szCs w:val="24"/>
-          <w:lang w:val="en-ID"/>
-        </w:rPr>
-        <w:t xml:space="preserve"> menjadi tiga himpunan (</w:t>
+        <w:t>Setelah ekstraksi berhasil dilakukan, daftar pustaka tersebut diumpankan ke dalam infrastruktur RAG. Mekanisme pencarian (</w:t>
       </w:r>
       <w:r>
         <w:rPr>
@@ -19217,42 +20109,30 @@
           <w:szCs w:val="24"/>
           <w:lang w:val="en-ID"/>
         </w:rPr>
-        <w:t>subset</w:t>
-      </w:r>
-      <w:r>
-        <w:rPr>
-          <w:rFonts w:ascii="Times New Roman" w:hAnsi="Times New Roman" w:cs="Times New Roman"/>
-          <w:noProof/>
-          <w:color w:val="000000" w:themeColor="text1"/>
-          <w:sz w:val="24"/>
-          <w:szCs w:val="24"/>
-          <w:lang w:val="en-ID"/>
-        </w:rPr>
-        <w:t xml:space="preserve">) dengan rasio </w:t>
-      </w:r>
-      <w:r>
-        <w:rPr>
-          <w:rFonts w:ascii="Times New Roman" w:hAnsi="Times New Roman" w:cs="Times New Roman"/>
-          <w:b/>
-          <w:bCs/>
-          <w:noProof/>
-          <w:color w:val="000000" w:themeColor="text1"/>
-          <w:sz w:val="24"/>
-          <w:szCs w:val="24"/>
-          <w:lang w:val="en-ID"/>
-        </w:rPr>
-        <w:t>70:15:15</w:t>
-      </w:r>
-      <w:r>
-        <w:rPr>
-          <w:rFonts w:ascii="Times New Roman" w:hAnsi="Times New Roman" w:cs="Times New Roman"/>
-          <w:noProof/>
-          <w:color w:val="000000" w:themeColor="text1"/>
-          <w:sz w:val="24"/>
-          <w:szCs w:val="24"/>
-          <w:lang w:val="en-ID"/>
-        </w:rPr>
-        <w:t>, yang terdiri atas 70% (700 sampel) untuk data latih (</w:t>
+        <w:t>retrieval</w:t>
+      </w:r>
+      <w:r>
+        <w:rPr>
+          <w:rFonts w:ascii="Times New Roman" w:hAnsi="Times New Roman" w:cs="Times New Roman"/>
+          <w:noProof/>
+          <w:color w:val="000000" w:themeColor="text1"/>
+          <w:sz w:val="24"/>
+          <w:szCs w:val="24"/>
+          <w:lang w:val="en-ID"/>
+        </w:rPr>
+        <w:t xml:space="preserve">) langsung diintegrasikan dengan API pencarian untuk menarik bukti rekam jejak ancaman. </w:t>
+      </w:r>
+      <w:r>
+        <w:rPr>
+          <w:rFonts w:ascii="Times New Roman" w:hAnsi="Times New Roman" w:cs="Times New Roman"/>
+          <w:noProof/>
+          <w:color w:val="000000" w:themeColor="text1"/>
+          <w:sz w:val="24"/>
+          <w:szCs w:val="24"/>
+          <w:lang w:val="en-ID"/>
+        </w:rPr>
+        <w:lastRenderedPageBreak/>
+        <w:t xml:space="preserve">Fakta yang dikumpulkan kemudian diinjeksikan sebagai konteks penguat (augmentasi) ke dalam </w:t>
       </w:r>
       <w:r>
         <w:rPr>
@@ -19265,127 +20145,40 @@
           <w:szCs w:val="24"/>
           <w:lang w:val="en-ID"/>
         </w:rPr>
-        <w:t>training</w:t>
-      </w:r>
-      <w:r>
-        <w:rPr>
-          <w:rFonts w:ascii="Times New Roman" w:hAnsi="Times New Roman" w:cs="Times New Roman"/>
-          <w:noProof/>
-          <w:color w:val="000000" w:themeColor="text1"/>
-          <w:sz w:val="24"/>
-          <w:szCs w:val="24"/>
-          <w:lang w:val="en-ID"/>
-        </w:rPr>
-        <w:t>), 15% (150 sampel) untuk data validasi (</w:t>
-      </w:r>
-      <w:r>
-        <w:rPr>
-          <w:rFonts w:ascii="Times New Roman" w:hAnsi="Times New Roman" w:cs="Times New Roman"/>
-          <w:i/>
-          <w:iCs/>
-          <w:noProof/>
-          <w:color w:val="000000" w:themeColor="text1"/>
-          <w:sz w:val="24"/>
-          <w:szCs w:val="24"/>
-          <w:lang w:val="en-ID"/>
-        </w:rPr>
-        <w:t>validation</w:t>
-      </w:r>
-      <w:r>
-        <w:rPr>
-          <w:rFonts w:ascii="Times New Roman" w:hAnsi="Times New Roman" w:cs="Times New Roman"/>
-          <w:noProof/>
-          <w:color w:val="000000" w:themeColor="text1"/>
-          <w:sz w:val="24"/>
-          <w:szCs w:val="24"/>
-          <w:lang w:val="en-ID"/>
-        </w:rPr>
-        <w:t>), dan 15% (150 sampel) untuk data uji (</w:t>
-      </w:r>
-      <w:r>
-        <w:rPr>
-          <w:rFonts w:ascii="Times New Roman" w:hAnsi="Times New Roman" w:cs="Times New Roman"/>
-          <w:i/>
-          <w:iCs/>
-          <w:noProof/>
-          <w:color w:val="000000" w:themeColor="text1"/>
-          <w:sz w:val="24"/>
-          <w:szCs w:val="24"/>
-          <w:lang w:val="en-ID"/>
-        </w:rPr>
-        <w:t>testing</w:t>
-      </w:r>
-      <w:r>
-        <w:rPr>
-          <w:rFonts w:ascii="Times New Roman" w:hAnsi="Times New Roman" w:cs="Times New Roman"/>
-          <w:noProof/>
-          <w:color w:val="000000" w:themeColor="text1"/>
-          <w:sz w:val="24"/>
-          <w:szCs w:val="24"/>
-          <w:lang w:val="en-ID"/>
-        </w:rPr>
-        <w:t xml:space="preserve">). Pembagian data menjadi tiga himpunan ini mengadopsi standar metodologis dalam pendeteksian kerentanan berbasis kecerdasan buatan, guna memastikan model diuji secara adil pada data yang belum pernah dilihat sebelumnya. Rasio 70:15:15 dipilih secara spesifik—dibandingkan dengan rasio 8:1:1 yang lazim digunakan pada dataset berskala puluhan ribu—agar himpunan pengujian dan validasi memiliki jumlah absolut yang memadai (masing-masing 150 sampel). Jumlah sampel uji ini dinilai lebih tangguh secara statistik untuk memetakan distribusi </w:t>
-      </w:r>
-      <w:r>
-        <w:rPr>
-          <w:rFonts w:ascii="Times New Roman" w:hAnsi="Times New Roman" w:cs="Times New Roman"/>
-          <w:i/>
-          <w:iCs/>
-          <w:noProof/>
-          <w:color w:val="000000" w:themeColor="text1"/>
-          <w:sz w:val="24"/>
-          <w:szCs w:val="24"/>
-          <w:lang w:val="en-ID"/>
-        </w:rPr>
-        <w:t>Confusion Matrix</w:t>
-      </w:r>
-      <w:r>
-        <w:rPr>
-          <w:rFonts w:ascii="Times New Roman" w:hAnsi="Times New Roman" w:cs="Times New Roman"/>
-          <w:noProof/>
-          <w:color w:val="000000" w:themeColor="text1"/>
-          <w:sz w:val="24"/>
-          <w:szCs w:val="24"/>
-          <w:lang w:val="en-ID"/>
-        </w:rPr>
-        <w:t xml:space="preserve"> (TP, TN, FP, FN) secara komprehensif pada pengujian Gemini 1.5 Pro, sembari tetap menyediakan volume data yang optimal untuk fase pelatihan ( </w:t>
-      </w:r>
-      <w:r>
-        <w:rPr>
-          <w:rFonts w:ascii="Times New Roman" w:hAnsi="Times New Roman" w:cs="Times New Roman"/>
-          <w:i/>
-          <w:iCs/>
-          <w:noProof/>
-          <w:color w:val="000000" w:themeColor="text1"/>
-          <w:sz w:val="24"/>
-          <w:szCs w:val="24"/>
-          <w:lang w:val="en-ID"/>
-        </w:rPr>
-        <w:t>fine-tuning</w:t>
-      </w:r>
-      <w:r>
-        <w:rPr>
-          <w:rFonts w:ascii="Times New Roman" w:hAnsi="Times New Roman" w:cs="Times New Roman"/>
-          <w:noProof/>
-          <w:color w:val="000000" w:themeColor="text1"/>
-          <w:sz w:val="24"/>
-          <w:szCs w:val="24"/>
-          <w:lang w:val="en-ID"/>
-        </w:rPr>
-        <w:t xml:space="preserve"> ) model pembanding </w:t>
-      </w:r>
-      <w:r>
-        <w:rPr>
-          <w:rFonts w:ascii="Times New Roman" w:hAnsi="Times New Roman" w:cs="Times New Roman"/>
-          <w:i/>
-          <w:iCs/>
-          <w:noProof/>
-          <w:color w:val="000000" w:themeColor="text1"/>
-          <w:sz w:val="24"/>
-          <w:szCs w:val="24"/>
-          <w:lang w:val="en-ID"/>
-        </w:rPr>
-        <w:t>CodeBERT</w:t>
+        <w:t>prompt</w:t>
+      </w:r>
+      <w:r>
+        <w:rPr>
+          <w:rFonts w:ascii="Times New Roman" w:hAnsi="Times New Roman" w:cs="Times New Roman"/>
+          <w:noProof/>
+          <w:color w:val="000000" w:themeColor="text1"/>
+          <w:sz w:val="24"/>
+          <w:szCs w:val="24"/>
+          <w:lang w:val="en-ID"/>
+        </w:rPr>
+        <w:t xml:space="preserve"> LLM </w:t>
+      </w:r>
+      <w:r>
+        <w:rPr>
+          <w:rFonts w:ascii="Times New Roman" w:hAnsi="Times New Roman" w:cs="Times New Roman"/>
+          <w:noProof/>
+          <w:color w:val="000000" w:themeColor="text1"/>
+          <w:sz w:val="24"/>
+          <w:szCs w:val="24"/>
+          <w:lang w:val="en-ID"/>
+        </w:rPr>
+        <w:t>Gemini 2.5 Pro</w:t>
+      </w:r>
+      <w:r>
+        <w:rPr>
+          <w:rFonts w:ascii="Times New Roman" w:hAnsi="Times New Roman" w:cs="Times New Roman"/>
+          <w:noProof/>
+          <w:color w:val="000000" w:themeColor="text1"/>
+          <w:sz w:val="24"/>
+          <w:szCs w:val="24"/>
+          <w:lang w:val="en-ID"/>
+        </w:rPr>
+        <w:t>. Diagram alir arsitektur perangkat lunak dari sistem ini divisualisasikan pada Gambar 3.3</w:t>
       </w:r>
       <w:r>
         <w:rPr>
@@ -19400,309 +20193,18 @@
     </w:p>
     <w:p>
       <w:pPr>
-        <w:spacing w:after="0" w:line="360" w:lineRule="auto"/>
-        <w:jc w:val="both"/>
-        <w:rPr>
-          <w:rFonts w:ascii="Times New Roman" w:hAnsi="Times New Roman" w:cs="Times New Roman"/>
-          <w:noProof/>
-          <w:color w:val="000000" w:themeColor="text1"/>
-          <w:sz w:val="24"/>
-          <w:szCs w:val="24"/>
-        </w:rPr>
-      </w:pPr>
-    </w:p>
-    <w:p>
-      <w:pPr>
-        <w:pStyle w:val="Heading3"/>
-        <w:spacing w:line="360" w:lineRule="auto"/>
-        <w:rPr>
-          <w:rFonts w:ascii="Times New Roman" w:hAnsi="Times New Roman" w:cs="Times New Roman"/>
-          <w:b/>
-          <w:bCs/>
-          <w:noProof/>
-          <w:color w:val="000000" w:themeColor="text1"/>
-        </w:rPr>
-      </w:pPr>
-      <w:bookmarkStart w:id="45" w:name="_Toc233289376"/>
-      <w:r>
-        <w:rPr>
-          <w:rFonts w:ascii="Times New Roman" w:hAnsi="Times New Roman" w:cs="Times New Roman"/>
-          <w:b/>
-          <w:bCs/>
-          <w:noProof/>
-          <w:color w:val="000000" w:themeColor="text1"/>
-        </w:rPr>
-        <w:t>3</w:t>
-      </w:r>
-      <w:r>
-        <w:rPr>
-          <w:rFonts w:ascii="Times New Roman" w:hAnsi="Times New Roman" w:cs="Times New Roman"/>
-          <w:b/>
-          <w:bCs/>
-          <w:noProof/>
-          <w:color w:val="000000" w:themeColor="text1"/>
-        </w:rPr>
-        <w:t>.</w:t>
-      </w:r>
-      <w:r>
-        <w:rPr>
-          <w:rFonts w:ascii="Times New Roman" w:hAnsi="Times New Roman" w:cs="Times New Roman"/>
-          <w:b/>
-          <w:bCs/>
-          <w:noProof/>
-          <w:color w:val="000000" w:themeColor="text1"/>
-        </w:rPr>
-        <w:t>2</w:t>
-      </w:r>
-      <w:r>
-        <w:rPr>
-          <w:rFonts w:ascii="Times New Roman" w:hAnsi="Times New Roman" w:cs="Times New Roman"/>
-          <w:b/>
-          <w:bCs/>
-          <w:noProof/>
-          <w:color w:val="000000" w:themeColor="text1"/>
-        </w:rPr>
-        <w:t>.</w:t>
-      </w:r>
-      <w:r>
-        <w:rPr>
-          <w:rFonts w:ascii="Times New Roman" w:hAnsi="Times New Roman" w:cs="Times New Roman"/>
-          <w:b/>
-          <w:bCs/>
-          <w:noProof/>
-          <w:color w:val="000000" w:themeColor="text1"/>
-        </w:rPr>
-        <w:t>2</w:t>
-      </w:r>
-      <w:r>
-        <w:rPr>
-          <w:rFonts w:ascii="Times New Roman" w:hAnsi="Times New Roman" w:cs="Times New Roman"/>
-          <w:b/>
-          <w:bCs/>
-          <w:noProof/>
-          <w:color w:val="000000" w:themeColor="text1"/>
-        </w:rPr>
-        <w:t xml:space="preserve">. </w:t>
-      </w:r>
-      <w:r>
-        <w:rPr>
-          <w:rFonts w:ascii="Times New Roman" w:hAnsi="Times New Roman" w:cs="Times New Roman"/>
-          <w:b/>
-          <w:bCs/>
-          <w:noProof/>
-          <w:color w:val="000000" w:themeColor="text1"/>
-        </w:rPr>
-        <w:t>Perancangan Sistem dan Implementasi RAG-LLM</w:t>
-      </w:r>
-      <w:bookmarkEnd w:id="45"/>
-    </w:p>
-    <w:p>
-      <w:pPr>
-        <w:spacing w:after="0" w:line="360" w:lineRule="auto"/>
-        <w:ind w:firstLine="567"/>
-        <w:jc w:val="both"/>
-        <w:rPr>
-          <w:rFonts w:ascii="Times New Roman" w:hAnsi="Times New Roman" w:cs="Times New Roman"/>
-          <w:noProof/>
-          <w:color w:val="000000" w:themeColor="text1"/>
-          <w:sz w:val="24"/>
-          <w:szCs w:val="24"/>
-          <w:lang w:val="en-ID"/>
-        </w:rPr>
-      </w:pPr>
-      <w:r>
-        <w:rPr>
-          <w:rFonts w:ascii="Times New Roman" w:hAnsi="Times New Roman" w:cs="Times New Roman"/>
-          <w:noProof/>
-          <w:color w:val="000000" w:themeColor="text1"/>
-          <w:sz w:val="24"/>
-          <w:szCs w:val="24"/>
-          <w:lang w:val="en-ID"/>
-        </w:rPr>
-        <w:t xml:space="preserve">Tahap kedua </w:t>
-      </w:r>
-      <w:r>
-        <w:rPr>
-          <w:rFonts w:ascii="Times New Roman" w:hAnsi="Times New Roman" w:cs="Times New Roman"/>
-          <w:b/>
-          <w:bCs/>
-          <w:noProof/>
-          <w:color w:val="000000" w:themeColor="text1"/>
-          <w:sz w:val="24"/>
-          <w:szCs w:val="24"/>
-          <w:lang w:val="en-ID"/>
-        </w:rPr>
-        <w:t>telah difokuskan</w:t>
-      </w:r>
-      <w:r>
-        <w:rPr>
-          <w:rFonts w:ascii="Times New Roman" w:hAnsi="Times New Roman" w:cs="Times New Roman"/>
-          <w:noProof/>
-          <w:color w:val="000000" w:themeColor="text1"/>
-          <w:sz w:val="24"/>
-          <w:szCs w:val="24"/>
-          <w:lang w:val="en-ID"/>
-        </w:rPr>
-        <w:t xml:space="preserve"> pada perancangan arsitektur sistem deteksi dan implementasinya ke dalam bentuk purwarupa perangkat lunak berbasis .NET. Sistem ini </w:t>
-      </w:r>
-      <w:r>
-        <w:rPr>
-          <w:rFonts w:ascii="Times New Roman" w:hAnsi="Times New Roman" w:cs="Times New Roman"/>
-          <w:b/>
-          <w:bCs/>
-          <w:noProof/>
-          <w:color w:val="000000" w:themeColor="text1"/>
-          <w:sz w:val="24"/>
-          <w:szCs w:val="24"/>
-          <w:lang w:val="en-ID"/>
-        </w:rPr>
-        <w:t>telah dirancang</w:t>
-      </w:r>
-      <w:r>
-        <w:rPr>
-          <w:rFonts w:ascii="Times New Roman" w:hAnsi="Times New Roman" w:cs="Times New Roman"/>
-          <w:noProof/>
-          <w:color w:val="000000" w:themeColor="text1"/>
-          <w:sz w:val="24"/>
-          <w:szCs w:val="24"/>
-          <w:lang w:val="en-ID"/>
-        </w:rPr>
-        <w:t xml:space="preserve"> dengan modul </w:t>
-      </w:r>
-      <w:r>
-        <w:rPr>
-          <w:rFonts w:ascii="Times New Roman" w:hAnsi="Times New Roman" w:cs="Times New Roman"/>
-          <w:i/>
-          <w:iCs/>
-          <w:noProof/>
-          <w:color w:val="000000" w:themeColor="text1"/>
-          <w:sz w:val="24"/>
-          <w:szCs w:val="24"/>
-          <w:lang w:val="en-ID"/>
-        </w:rPr>
-        <w:t>parser</w:t>
-      </w:r>
-      <w:r>
-        <w:rPr>
-          <w:rFonts w:ascii="Times New Roman" w:hAnsi="Times New Roman" w:cs="Times New Roman"/>
-          <w:noProof/>
-          <w:color w:val="000000" w:themeColor="text1"/>
-          <w:sz w:val="24"/>
-          <w:szCs w:val="24"/>
-          <w:lang w:val="en-ID"/>
-        </w:rPr>
-        <w:t xml:space="preserve"> XML khusus yang bertugas untuk membaca struktur dokumen sampel file .csproj. Modul ekstraktor ini berhasil mengisolasi dan mengekstrak daftar dependensi paket NuGet beserta metadata versinya secara presisi tanpa merusak konteks XML dari file aslinya.</w:t>
-      </w:r>
-    </w:p>
-    <w:p>
-      <w:pPr>
-        <w:spacing w:after="0" w:line="360" w:lineRule="auto"/>
-        <w:ind w:firstLine="567"/>
-        <w:jc w:val="both"/>
-        <w:rPr>
-          <w:rFonts w:ascii="Times New Roman" w:hAnsi="Times New Roman" w:cs="Times New Roman"/>
-          <w:noProof/>
-          <w:color w:val="000000" w:themeColor="text1"/>
-          <w:sz w:val="24"/>
-          <w:szCs w:val="24"/>
-          <w:lang w:val="en-ID"/>
-        </w:rPr>
-      </w:pPr>
-      <w:r>
-        <w:rPr>
-          <w:rFonts w:ascii="Times New Roman" w:hAnsi="Times New Roman" w:cs="Times New Roman"/>
-          <w:noProof/>
-          <w:color w:val="000000" w:themeColor="text1"/>
-          <w:sz w:val="24"/>
-          <w:szCs w:val="24"/>
-          <w:lang w:val="en-ID"/>
-        </w:rPr>
-        <w:t>Setelah ekstraksi berhasil dilakukan, daftar pustaka tersebut diumpankan ke dalam infrastruktur RAG. Mekanisme pencarian (</w:t>
-      </w:r>
-      <w:r>
-        <w:rPr>
-          <w:rFonts w:ascii="Times New Roman" w:hAnsi="Times New Roman" w:cs="Times New Roman"/>
-          <w:i/>
-          <w:iCs/>
-          <w:noProof/>
-          <w:color w:val="000000" w:themeColor="text1"/>
-          <w:sz w:val="24"/>
-          <w:szCs w:val="24"/>
-          <w:lang w:val="en-ID"/>
-        </w:rPr>
-        <w:t>retrieval</w:t>
-      </w:r>
-      <w:r>
-        <w:rPr>
-          <w:rFonts w:ascii="Times New Roman" w:hAnsi="Times New Roman" w:cs="Times New Roman"/>
-          <w:noProof/>
-          <w:color w:val="000000" w:themeColor="text1"/>
-          <w:sz w:val="24"/>
-          <w:szCs w:val="24"/>
-          <w:lang w:val="en-ID"/>
-        </w:rPr>
-        <w:t xml:space="preserve">) langsung diintegrasikan dengan API pencarian untuk menarik bukti rekam jejak ancaman. Fakta yang dikumpulkan kemudian diinjeksikan sebagai konteks penguat </w:t>
-      </w:r>
-      <w:r>
-        <w:rPr>
-          <w:rFonts w:ascii="Times New Roman" w:hAnsi="Times New Roman" w:cs="Times New Roman"/>
-          <w:noProof/>
-          <w:color w:val="000000" w:themeColor="text1"/>
-          <w:sz w:val="24"/>
-          <w:szCs w:val="24"/>
-          <w:lang w:val="en-ID"/>
+        <w:keepNext/>
+        <w:spacing w:after="0" w:line="360" w:lineRule="auto"/>
+        <w:jc w:val="center"/>
+      </w:pPr>
+      <w:r>
+        <w:rPr>
+          <w:noProof/>
         </w:rPr>
         <w:lastRenderedPageBreak/>
-        <w:t xml:space="preserve">(augmentasi) ke dalam </w:t>
-      </w:r>
-      <w:r>
-        <w:rPr>
-          <w:rFonts w:ascii="Times New Roman" w:hAnsi="Times New Roman" w:cs="Times New Roman"/>
-          <w:i/>
-          <w:iCs/>
-          <w:noProof/>
-          <w:color w:val="000000" w:themeColor="text1"/>
-          <w:sz w:val="24"/>
-          <w:szCs w:val="24"/>
-          <w:lang w:val="en-ID"/>
-        </w:rPr>
-        <w:t>prompt</w:t>
-      </w:r>
-      <w:r>
-        <w:rPr>
-          <w:rFonts w:ascii="Times New Roman" w:hAnsi="Times New Roman" w:cs="Times New Roman"/>
-          <w:noProof/>
-          <w:color w:val="000000" w:themeColor="text1"/>
-          <w:sz w:val="24"/>
-          <w:szCs w:val="24"/>
-          <w:lang w:val="en-ID"/>
-        </w:rPr>
-        <w:t xml:space="preserve"> LLM Gemini 1.5 Pro. Diagram alir arsitektur perangkat lunak dari sistem ini divisualisasikan pada Gambar 3.3</w:t>
-      </w:r>
-      <w:r>
-        <w:rPr>
-          <w:rFonts w:ascii="Times New Roman" w:hAnsi="Times New Roman" w:cs="Times New Roman"/>
-          <w:noProof/>
-          <w:color w:val="000000" w:themeColor="text1"/>
-          <w:sz w:val="24"/>
-          <w:szCs w:val="24"/>
-        </w:rPr>
-        <w:t>.</w:t>
-      </w:r>
-    </w:p>
-    <w:p>
-      <w:pPr>
-        <w:keepNext/>
-        <w:spacing w:after="0" w:line="360" w:lineRule="auto"/>
-        <w:jc w:val="center"/>
-      </w:pPr>
-      <w:r>
-        <w:rPr>
-          <w:noProof/>
-        </w:rPr>
         <w:drawing>
-          <wp:inline distT="0" distB="0" distL="0" distR="0" wp14:anchorId="3F96FC63" wp14:editId="3D1B4A9B">
-            <wp:extent cx="3764280" cy="7580217"/>
+          <wp:inline distT="0" distB="0" distL="0" distR="0" wp14:anchorId="3F96FC63" wp14:editId="20684317">
+            <wp:extent cx="2192540" cy="7600262"/>
             <wp:effectExtent l="0" t="0" r="0" b="0"/>
             <wp:docPr id="147630072" name="Picture 7"/>
             <wp:cNvGraphicFramePr>
@@ -19732,7 +20234,7 @@
                   <pic:spPr bwMode="auto">
                     <a:xfrm>
                       <a:off x="0" y="0"/>
-                      <a:ext cx="3774234" cy="7600262"/>
+                      <a:ext cx="2192540" cy="7600262"/>
                     </a:xfrm>
                     <a:prstGeom prst="rect">
                       <a:avLst/>
@@ -20076,7 +20578,27 @@
           <w:sz w:val="24"/>
           <w:szCs w:val="24"/>
         </w:rPr>
-        <w:t xml:space="preserve">Menggunakan Gemini 1.5 Pro yang dilengkapi dengan arsitektur RAG untuk menarik bukti ancaman aktual dari </w:t>
+        <w:t xml:space="preserve">Menggunakan </w:t>
+      </w:r>
+      <w:r>
+        <w:rPr>
+          <w:rFonts w:ascii="Times New Roman" w:hAnsi="Times New Roman" w:cs="Times New Roman"/>
+          <w:noProof/>
+          <w:color w:val="000000" w:themeColor="text1"/>
+          <w:sz w:val="24"/>
+          <w:szCs w:val="24"/>
+        </w:rPr>
+        <w:t>Gemini 2.5 Pro</w:t>
+      </w:r>
+      <w:r>
+        <w:rPr>
+          <w:rFonts w:ascii="Times New Roman" w:hAnsi="Times New Roman" w:cs="Times New Roman"/>
+          <w:noProof/>
+          <w:color w:val="000000" w:themeColor="text1"/>
+          <w:sz w:val="24"/>
+          <w:szCs w:val="24"/>
+        </w:rPr>
+        <w:t xml:space="preserve"> yang dilengkapi dengan arsitektur RAG untuk menarik bukti ancaman aktual dari </w:t>
       </w:r>
       <w:r>
         <w:rPr>
@@ -20187,7 +20709,27 @@
           <w:sz w:val="24"/>
           <w:szCs w:val="24"/>
         </w:rPr>
-        <w:t xml:space="preserve">Menggunakan Gemini 1.5 Pro secara mandiri tanpa injeksi konteks RAG. Skenario ini diukur untuk melihat tingkat halusinasi (seperti rekomendasi </w:t>
+        <w:t xml:space="preserve">Menggunakan </w:t>
+      </w:r>
+      <w:r>
+        <w:rPr>
+          <w:rFonts w:ascii="Times New Roman" w:hAnsi="Times New Roman" w:cs="Times New Roman"/>
+          <w:noProof/>
+          <w:color w:val="000000" w:themeColor="text1"/>
+          <w:sz w:val="24"/>
+          <w:szCs w:val="24"/>
+        </w:rPr>
+        <w:t>Gemini 2.5 Pro</w:t>
+      </w:r>
+      <w:r>
+        <w:rPr>
+          <w:rFonts w:ascii="Times New Roman" w:hAnsi="Times New Roman" w:cs="Times New Roman"/>
+          <w:noProof/>
+          <w:color w:val="000000" w:themeColor="text1"/>
+          <w:sz w:val="24"/>
+          <w:szCs w:val="24"/>
+        </w:rPr>
+        <w:t xml:space="preserve"> secara mandiri tanpa injeksi konteks RAG. Skenario ini diukur untuk melihat tingkat halusinasi (seperti rekomendasi </w:t>
       </w:r>
       <w:r>
         <w:rPr>
@@ -20322,7 +20864,7 @@
           <w:sz w:val="24"/>
           <w:szCs w:val="24"/>
         </w:rPr>
-        <w:t xml:space="preserve">Menggunakan model </w:t>
+        <w:t>Menggunakan model CodeBERT yang dieksekusi melalui jembatan inferensi (</w:t>
       </w:r>
       <w:r>
         <w:rPr>
@@ -20334,17 +20876,17 @@
           <w:sz w:val="24"/>
           <w:szCs w:val="24"/>
         </w:rPr>
-        <w:t>CodeBERT</w:t>
-      </w:r>
-      <w:r>
-        <w:rPr>
-          <w:rFonts w:ascii="Times New Roman" w:hAnsi="Times New Roman" w:cs="Times New Roman"/>
-          <w:noProof/>
-          <w:color w:val="000000" w:themeColor="text1"/>
-          <w:sz w:val="24"/>
-          <w:szCs w:val="24"/>
-        </w:rPr>
-        <w:t xml:space="preserve"> yang telah dilatih (</w:t>
+        <w:t>inference bridge</w:t>
+      </w:r>
+      <w:r>
+        <w:rPr>
+          <w:rFonts w:ascii="Times New Roman" w:hAnsi="Times New Roman" w:cs="Times New Roman"/>
+          <w:noProof/>
+          <w:color w:val="000000" w:themeColor="text1"/>
+          <w:sz w:val="24"/>
+          <w:szCs w:val="24"/>
+        </w:rPr>
+        <w:t xml:space="preserve">). Pada tahap ini, hasil CodeBERT difungsikan sebagai validasi </w:t>
       </w:r>
       <w:r>
         <w:rPr>
@@ -20356,17 +20898,17 @@
           <w:sz w:val="24"/>
           <w:szCs w:val="24"/>
         </w:rPr>
-        <w:t>fine-tuned</w:t>
-      </w:r>
-      <w:r>
-        <w:rPr>
-          <w:rFonts w:ascii="Times New Roman" w:hAnsi="Times New Roman" w:cs="Times New Roman"/>
-          <w:noProof/>
-          <w:color w:val="000000" w:themeColor="text1"/>
-          <w:sz w:val="24"/>
-          <w:szCs w:val="24"/>
-        </w:rPr>
-        <w:t xml:space="preserve">) sebelumnya menggunakan data </w:t>
+        <w:t>pipeline</w:t>
+      </w:r>
+      <w:r>
+        <w:rPr>
+          <w:rFonts w:ascii="Times New Roman" w:hAnsi="Times New Roman" w:cs="Times New Roman"/>
+          <w:noProof/>
+          <w:color w:val="000000" w:themeColor="text1"/>
+          <w:sz w:val="24"/>
+          <w:szCs w:val="24"/>
+        </w:rPr>
+        <w:t xml:space="preserve"> ekstraksi dan ekspor dataset secara deterministik, guna menyiapkan fondasi integrasi model </w:t>
       </w:r>
       <w:r>
         <w:rPr>
@@ -20378,83 +20920,17 @@
           <w:sz w:val="24"/>
           <w:szCs w:val="24"/>
         </w:rPr>
-        <w:t>training</w:t>
-      </w:r>
-      <w:r>
-        <w:rPr>
-          <w:rFonts w:ascii="Times New Roman" w:hAnsi="Times New Roman" w:cs="Times New Roman"/>
-          <w:noProof/>
-          <w:color w:val="000000" w:themeColor="text1"/>
-          <w:sz w:val="24"/>
-          <w:szCs w:val="24"/>
-        </w:rPr>
-        <w:t xml:space="preserve"> dan </w:t>
-      </w:r>
-      <w:r>
-        <w:rPr>
-          <w:rFonts w:ascii="Times New Roman" w:hAnsi="Times New Roman" w:cs="Times New Roman"/>
-          <w:i/>
-          <w:iCs/>
-          <w:noProof/>
-          <w:color w:val="000000" w:themeColor="text1"/>
-          <w:sz w:val="24"/>
-          <w:szCs w:val="24"/>
-        </w:rPr>
-        <w:t>validation</w:t>
-      </w:r>
-      <w:r>
-        <w:rPr>
-          <w:rFonts w:ascii="Times New Roman" w:hAnsi="Times New Roman" w:cs="Times New Roman"/>
-          <w:noProof/>
-          <w:color w:val="000000" w:themeColor="text1"/>
-          <w:sz w:val="24"/>
-          <w:szCs w:val="24"/>
-        </w:rPr>
-        <w:t xml:space="preserve"> hasil augmentasi. Karena CodeBERT beroperasi secara statis murni tanpa mekanisme </w:t>
-      </w:r>
-      <w:r>
-        <w:rPr>
-          <w:rFonts w:ascii="Times New Roman" w:hAnsi="Times New Roman" w:cs="Times New Roman"/>
-          <w:i/>
-          <w:iCs/>
-          <w:noProof/>
-          <w:color w:val="000000" w:themeColor="text1"/>
-          <w:sz w:val="24"/>
-          <w:szCs w:val="24"/>
-        </w:rPr>
-        <w:t>retrieval</w:t>
-      </w:r>
-      <w:r>
-        <w:rPr>
-          <w:rFonts w:ascii="Times New Roman" w:hAnsi="Times New Roman" w:cs="Times New Roman"/>
-          <w:noProof/>
-          <w:color w:val="000000" w:themeColor="text1"/>
-          <w:sz w:val="24"/>
-          <w:szCs w:val="24"/>
-        </w:rPr>
-        <w:t xml:space="preserve">, komparasi ini </w:t>
-      </w:r>
-      <w:r>
-        <w:rPr>
-          <w:rFonts w:ascii="Times New Roman" w:hAnsi="Times New Roman" w:cs="Times New Roman"/>
-          <w:b/>
-          <w:bCs/>
-          <w:noProof/>
-          <w:color w:val="000000" w:themeColor="text1"/>
-          <w:sz w:val="24"/>
-          <w:szCs w:val="24"/>
-        </w:rPr>
-        <w:t>telah membuktikan</w:t>
-      </w:r>
-      <w:r>
-        <w:rPr>
-          <w:rFonts w:ascii="Times New Roman" w:hAnsi="Times New Roman" w:cs="Times New Roman"/>
-          <w:noProof/>
-          <w:color w:val="000000" w:themeColor="text1"/>
-          <w:sz w:val="24"/>
-          <w:szCs w:val="24"/>
-        </w:rPr>
-        <w:t xml:space="preserve"> apakah pendekatan RAG-LLM lebih adaptif dalam mengenali konteks kerentanan dunia nyata</w:t>
+        <w:t>deep learning</w:t>
+      </w:r>
+      <w:r>
+        <w:rPr>
+          <w:rFonts w:ascii="Times New Roman" w:hAnsi="Times New Roman" w:cs="Times New Roman"/>
+          <w:noProof/>
+          <w:color w:val="000000" w:themeColor="text1"/>
+          <w:sz w:val="24"/>
+          <w:szCs w:val="24"/>
+        </w:rPr>
+        <w:t xml:space="preserve"> yang sesungguhnya di masa mendatang</w:t>
       </w:r>
       <w:r>
         <w:rPr>
@@ -21978,7 +22454,25 @@
           <w:sz w:val="24"/>
           <w:szCs w:val="24"/>
         </w:rPr>
-        <w:t xml:space="preserve"> Gemini 1.5 Pro yang disediakan oleh infrastruktur Google DeepMind. </w:t>
+        <w:t xml:space="preserve"> </w:t>
+      </w:r>
+      <w:r>
+        <w:rPr>
+          <w:rFonts w:ascii="Times New Roman" w:hAnsi="Times New Roman" w:cs="Times New Roman"/>
+          <w:noProof/>
+          <w:sz w:val="24"/>
+          <w:szCs w:val="24"/>
+        </w:rPr>
+        <w:t>Gemini 2.5 Pro</w:t>
+      </w:r>
+      <w:r>
+        <w:rPr>
+          <w:rFonts w:ascii="Times New Roman" w:hAnsi="Times New Roman" w:cs="Times New Roman"/>
+          <w:noProof/>
+          <w:sz w:val="24"/>
+          <w:szCs w:val="24"/>
+        </w:rPr>
+        <w:t xml:space="preserve"> yang disediakan oleh infrastruktur Google DeepMind. </w:t>
       </w:r>
       <w:r>
         <w:rPr>
@@ -22047,7 +22541,16 @@
           <w:sz w:val="24"/>
           <w:szCs w:val="24"/>
         </w:rPr>
-        <w:t>. Penelitian ini secara sengaja tidak menggunakan mekanisme data lokal (</w:t>
+        <w:t xml:space="preserve">. </w:t>
+      </w:r>
+      <w:r>
+        <w:rPr>
+          <w:rFonts w:ascii="Times New Roman" w:hAnsi="Times New Roman" w:cs="Times New Roman"/>
+          <w:noProof/>
+          <w:sz w:val="24"/>
+          <w:szCs w:val="24"/>
+        </w:rPr>
+        <w:t>Penelitian ini secara sengaja tidak menggunakan mekanisme data lokal (</w:t>
       </w:r>
       <w:r>
         <w:rPr>
@@ -22087,7 +22590,87 @@
           <w:sz w:val="24"/>
           <w:szCs w:val="24"/>
         </w:rPr>
-        <w:t xml:space="preserve"> (RAG) beroperasi secara dinamis dan terhindar dari bias penyalahgunaan data statis.</w:t>
+        <w:t xml:space="preserve"> (RAG) beroperasi secara dinamis dan terhindar dari bias penyalahgunaan data statis. Apabila </w:t>
+      </w:r>
+      <w:r>
+        <w:rPr>
+          <w:rFonts w:ascii="Times New Roman" w:hAnsi="Times New Roman" w:cs="Times New Roman"/>
+          <w:i/>
+          <w:iCs/>
+          <w:noProof/>
+          <w:sz w:val="24"/>
+          <w:szCs w:val="24"/>
+        </w:rPr>
+        <w:t>GitHub GraphQL API</w:t>
+      </w:r>
+      <w:r>
+        <w:rPr>
+          <w:rFonts w:ascii="Times New Roman" w:hAnsi="Times New Roman" w:cs="Times New Roman"/>
+          <w:noProof/>
+          <w:sz w:val="24"/>
+          <w:szCs w:val="24"/>
+        </w:rPr>
+        <w:t xml:space="preserve"> mengalami kegagalan (seperti </w:t>
+      </w:r>
+      <w:r>
+        <w:rPr>
+          <w:rFonts w:ascii="Times New Roman" w:hAnsi="Times New Roman" w:cs="Times New Roman"/>
+          <w:i/>
+          <w:iCs/>
+          <w:noProof/>
+          <w:sz w:val="24"/>
+          <w:szCs w:val="24"/>
+        </w:rPr>
+        <w:t>timeout</w:t>
+      </w:r>
+      <w:r>
+        <w:rPr>
+          <w:rFonts w:ascii="Times New Roman" w:hAnsi="Times New Roman" w:cs="Times New Roman"/>
+          <w:noProof/>
+          <w:sz w:val="24"/>
+          <w:szCs w:val="24"/>
+        </w:rPr>
+        <w:t xml:space="preserve"> atau token tidak valid) atau tidak mengembalikan data </w:t>
+      </w:r>
+      <w:r>
+        <w:rPr>
+          <w:rFonts w:ascii="Times New Roman" w:hAnsi="Times New Roman" w:cs="Times New Roman"/>
+          <w:i/>
+          <w:iCs/>
+          <w:noProof/>
+          <w:sz w:val="24"/>
+          <w:szCs w:val="24"/>
+        </w:rPr>
+        <w:t>advisory</w:t>
+      </w:r>
+      <w:r>
+        <w:rPr>
+          <w:rFonts w:ascii="Times New Roman" w:hAnsi="Times New Roman" w:cs="Times New Roman"/>
+          <w:noProof/>
+          <w:sz w:val="24"/>
+          <w:szCs w:val="24"/>
+        </w:rPr>
+        <w:t>, sistem secara otomatis mengembalikan konteks kosong dan mencatat diagnostik kegagalan tersebut (</w:t>
+      </w:r>
+      <w:r>
+        <w:rPr>
+          <w:rFonts w:ascii="Times New Roman" w:hAnsi="Times New Roman" w:cs="Times New Roman"/>
+          <w:i/>
+          <w:iCs/>
+          <w:noProof/>
+          <w:sz w:val="24"/>
+          <w:szCs w:val="24"/>
+        </w:rPr>
+        <w:t>diagnostics log</w:t>
+      </w:r>
+      <w:r>
+        <w:rPr>
+          <w:rFonts w:ascii="Times New Roman" w:hAnsi="Times New Roman" w:cs="Times New Roman"/>
+          <w:noProof/>
+          <w:sz w:val="24"/>
+          <w:szCs w:val="24"/>
+        </w:rPr>
+        <w:t>), guna menjamin bahwa LLM murni beroperasi berdasarkan ketersediaan data aktual tanpa manipulasi</w:t>
       </w:r>
       <w:r>
         <w:rPr>
@@ -28390,6 +28973,7 @@
   <w:style w:type="character" w:default="1" w:styleId="DefaultParagraphFont">
     <w:name w:val="Default Paragraph Font"/>
     <w:uiPriority w:val="1"/>
+    <w:semiHidden/>
     <w:unhideWhenUsed/>
   </w:style>
   <w:style w:type="table" w:default="1" w:styleId="TableNormal">
